--- a/Client/src/assets/CV/jobJuniorCVEN.docx
+++ b/Client/src/assets/CV/jobJuniorCVEN.docx
@@ -145,29 +145,8 @@
         </w:rPr>
         <w:t xml:space="preserve">Frameworks: </w:t>
       </w:r>
-      <w:proofErr w:type="spellStart"/>
-      <w:r>
-        <w:t>NestJS</w:t>
-      </w:r>
-      <w:proofErr w:type="spellEnd"/>
-      <w:r>
-        <w:t xml:space="preserve">, </w:t>
-      </w:r>
-      <w:proofErr w:type="spellStart"/>
-      <w:r>
-        <w:t>NextJS</w:t>
-      </w:r>
-      <w:proofErr w:type="spellEnd"/>
-      <w:r>
-        <w:t xml:space="preserve">, </w:t>
-      </w:r>
-      <w:proofErr w:type="spellStart"/>
-      <w:r>
-        <w:t>ExpressJS</w:t>
-      </w:r>
-      <w:proofErr w:type="spellEnd"/>
-      <w:r>
-        <w:t>, React Native | Flask | Symfony | Spring Boot</w:t>
+      <w:r>
+        <w:t>NestJS, NextJS, ExpressJS, React Native | Flask | Symfony | Spring Boot</w:t>
       </w:r>
     </w:p>
     <w:p>
@@ -196,13 +175,8 @@
         </w:rPr>
         <w:t xml:space="preserve">APIs &amp; Infra: </w:t>
       </w:r>
-      <w:proofErr w:type="spellStart"/>
-      <w:r>
-        <w:t>GraphQL</w:t>
-      </w:r>
-      <w:proofErr w:type="spellEnd"/>
-      <w:r>
-        <w:t xml:space="preserve"> | REST | AWS Lambda &amp; CloudFront | Serverless Framework | Prisma | Linux system administration</w:t>
+      <w:r>
+        <w:t>GraphQL | REST | AWS Lambda &amp; CloudFront | Serverless Framework | Prisma | Linux system administration</w:t>
       </w:r>
     </w:p>
     <w:p>
@@ -276,36 +250,16 @@
           <w:sz w:val="21"/>
           <w:szCs w:val="21"/>
         </w:rPr>
-        <w:t xml:space="preserve">The SA (streaming &amp; course </w:t>
-      </w:r>
-      <w:proofErr w:type="gramStart"/>
-      <w:r>
-        <w:rPr>
-          <w:b/>
-          <w:bCs/>
-          <w:sz w:val="21"/>
-          <w:szCs w:val="21"/>
-        </w:rPr>
-        <w:t>platform</w:t>
-      </w:r>
-      <w:r>
-        <w:rPr>
-          <w:b/>
-          <w:bCs/>
-          <w:sz w:val="21"/>
-          <w:szCs w:val="21"/>
-        </w:rPr>
-        <w:t xml:space="preserve"> )</w:t>
-      </w:r>
-      <w:proofErr w:type="gramEnd"/>
-      <w:r>
-        <w:rPr>
-          <w:b/>
-          <w:bCs/>
-          <w:sz w:val="21"/>
-          <w:szCs w:val="21"/>
-        </w:rPr>
-        <w:t xml:space="preserve"> / Co-founder - </w:t>
+        <w:t>The SA (streaming &amp; course platform</w:t>
+      </w:r>
+      <w:r>
+        <w:rPr>
+          <w:b/>
+          <w:bCs/>
+          <w:sz w:val="21"/>
+          <w:szCs w:val="21"/>
+        </w:rPr>
+        <w:t xml:space="preserve"> ) / Co-founder - </w:t>
       </w:r>
       <w:r>
         <w:rPr>
@@ -363,61 +317,19 @@
         <w:rPr>
           <w:color w:val="555555"/>
         </w:rPr>
-        <w:t xml:space="preserve"> SA, a streaming and course platform, along with its algorithmic trading service, The SA EA, for </w:t>
-      </w:r>
-      <w:proofErr w:type="spellStart"/>
+        <w:t xml:space="preserve"> SA, a streaming and course platform, along with its algorithmic trading service, The SA EA, for MetaTrader 5 ( Synthetic Indices</w:t>
+      </w:r>
       <w:r>
         <w:rPr>
           <w:color w:val="555555"/>
         </w:rPr>
-        <w:t>MetaTrader</w:t>
-      </w:r>
-      <w:proofErr w:type="spellEnd"/>
+        <w:t xml:space="preserve">, Forex </w:t>
+      </w:r>
       <w:r>
         <w:rPr>
           <w:color w:val="555555"/>
         </w:rPr>
-        <w:t xml:space="preserve"> 5 </w:t>
-      </w:r>
-      <w:proofErr w:type="gramStart"/>
-      <w:r>
-        <w:rPr>
-          <w:color w:val="555555"/>
-        </w:rPr>
-        <w:t>( Synthetic</w:t>
-      </w:r>
-      <w:proofErr w:type="gramEnd"/>
-      <w:r>
-        <w:rPr>
-          <w:color w:val="555555"/>
-        </w:rPr>
-        <w:t xml:space="preserve"> Indices</w:t>
-      </w:r>
-      <w:r>
-        <w:rPr>
-          <w:color w:val="555555"/>
-        </w:rPr>
-        <w:t xml:space="preserve">, </w:t>
-      </w:r>
-      <w:proofErr w:type="gramStart"/>
-      <w:r>
-        <w:rPr>
-          <w:color w:val="555555"/>
-        </w:rPr>
-        <w:t xml:space="preserve">Forex </w:t>
-      </w:r>
-      <w:r>
-        <w:rPr>
-          <w:color w:val="555555"/>
-        </w:rPr>
-        <w:t>)</w:t>
-      </w:r>
-      <w:proofErr w:type="gramEnd"/>
-      <w:r>
-        <w:rPr>
-          <w:color w:val="555555"/>
-        </w:rPr>
-        <w:t xml:space="preserve"> — end-to-end across trading engine, streaming infrastructure, and billing/delivery.</w:t>
+        <w:t>) — end-to-end across trading engine, streaming infrastructure, and billing/delivery.</w:t>
       </w:r>
     </w:p>
     <w:p>
@@ -443,15 +355,7 @@
         <w:spacing w:after="60"/>
       </w:pPr>
       <w:r>
-        <w:t xml:space="preserve">Built the frontend in </w:t>
-      </w:r>
-      <w:proofErr w:type="spellStart"/>
-      <w:r>
-        <w:t>NextJS</w:t>
-      </w:r>
-      <w:proofErr w:type="spellEnd"/>
-      <w:r>
-        <w:t>/TypeScript, deployed on AWS Amplify, with the course-streaming layer backed by AWS S3 storage and CloudFront for global content distribution and caching.</w:t>
+        <w:t>Built the frontend in NextJS/TypeScript, deployed on AWS Amplify, with the course-streaming layer backed by AWS S3 storage and CloudFront for global content distribution and caching.</w:t>
       </w:r>
     </w:p>
     <w:p>
@@ -477,15 +381,7 @@
         <w:spacing w:after="60"/>
       </w:pPr>
       <w:r>
-        <w:t>Built a Telegram bot (</w:t>
-      </w:r>
-      <w:proofErr w:type="spellStart"/>
-      <w:r>
-        <w:t>Telegraf</w:t>
-      </w:r>
-      <w:proofErr w:type="spellEnd"/>
-      <w:r>
-        <w:t>) handling subscription payments and automated license delivery to end users.</w:t>
+        <w:t>Built a Telegram bot (Telegraf) handling subscription payments and automated license delivery to end users.</w:t>
       </w:r>
     </w:p>
     <w:p>
@@ -534,63 +430,14 @@
         </w:tabs>
         <w:spacing w:before="160" w:after="40"/>
       </w:pPr>
-      <w:proofErr w:type="spellStart"/>
-      <w:r>
-        <w:rPr>
-          <w:b/>
-          <w:bCs/>
-          <w:sz w:val="21"/>
-          <w:szCs w:val="21"/>
-        </w:rPr>
-        <w:t>Fullstack</w:t>
-      </w:r>
-      <w:proofErr w:type="spellEnd"/>
-      <w:r>
-        <w:rPr>
-          <w:b/>
-          <w:bCs/>
-          <w:sz w:val="21"/>
-          <w:szCs w:val="21"/>
-        </w:rPr>
-        <w:t xml:space="preserve"> Software Engineer </w:t>
-      </w:r>
-      <w:r>
-        <w:rPr>
-          <w:b/>
-          <w:bCs/>
-          <w:sz w:val="21"/>
-          <w:szCs w:val="21"/>
-        </w:rPr>
-        <w:t>-</w:t>
-      </w:r>
-      <w:r>
-        <w:rPr>
-          <w:b/>
-          <w:bCs/>
-          <w:sz w:val="21"/>
-          <w:szCs w:val="21"/>
-        </w:rPr>
-        <w:t xml:space="preserve"> </w:t>
-      </w:r>
-      <w:proofErr w:type="spellStart"/>
-      <w:r>
-        <w:rPr>
-          <w:b/>
-          <w:bCs/>
-          <w:sz w:val="21"/>
-          <w:szCs w:val="21"/>
-        </w:rPr>
-        <w:t>Wote</w:t>
-      </w:r>
-      <w:proofErr w:type="spellEnd"/>
-      <w:r>
-        <w:rPr>
-          <w:b/>
-          <w:bCs/>
-          <w:sz w:val="21"/>
-          <w:szCs w:val="21"/>
-        </w:rPr>
-        <w:t>, Kinshasa</w:t>
+      <w:r>
+        <w:rPr>
+          <w:b/>
+          <w:bCs/>
+          <w:sz w:val="21"/>
+          <w:szCs w:val="21"/>
+        </w:rPr>
+        <w:t>Fullstack Software Engineer - Wote, Kinshasa</w:t>
       </w:r>
       <w:r>
         <w:rPr>
@@ -621,15 +468,7 @@
         <w:spacing w:after="60"/>
       </w:pPr>
       <w:r>
-        <w:t xml:space="preserve">Serving as Lead Tech at </w:t>
-      </w:r>
-      <w:proofErr w:type="spellStart"/>
-      <w:r>
-        <w:t>Wote</w:t>
-      </w:r>
-      <w:proofErr w:type="spellEnd"/>
-      <w:r>
-        <w:t>, a</w:t>
+        <w:t>Serving as Lead Tech at Wote, a</w:t>
       </w:r>
       <w:r>
         <w:t xml:space="preserve"> creative and artistic</w:t>
@@ -645,25 +484,14 @@
         </w:tabs>
         <w:spacing w:before="160" w:after="40"/>
       </w:pPr>
-      <w:proofErr w:type="spellStart"/>
-      <w:r>
-        <w:rPr>
-          <w:b/>
-          <w:bCs/>
-          <w:sz w:val="21"/>
-          <w:szCs w:val="21"/>
-        </w:rPr>
-        <w:t>Fullstack</w:t>
-      </w:r>
-      <w:proofErr w:type="spellEnd"/>
-      <w:r>
-        <w:rPr>
-          <w:b/>
-          <w:bCs/>
-          <w:sz w:val="21"/>
-          <w:szCs w:val="21"/>
-        </w:rPr>
-        <w:t xml:space="preserve"> Software Engineer </w:t>
+      <w:r>
+        <w:rPr>
+          <w:b/>
+          <w:bCs/>
+          <w:sz w:val="21"/>
+          <w:szCs w:val="21"/>
+        </w:rPr>
+        <w:t xml:space="preserve">Fullstack Software Engineer </w:t>
       </w:r>
       <w:r>
         <w:rPr>
@@ -753,25 +581,14 @@
         </w:tabs>
         <w:spacing w:before="160" w:after="40"/>
       </w:pPr>
-      <w:proofErr w:type="spellStart"/>
-      <w:r>
-        <w:rPr>
-          <w:b/>
-          <w:bCs/>
-          <w:sz w:val="21"/>
-          <w:szCs w:val="21"/>
-        </w:rPr>
-        <w:t>NailIt</w:t>
-      </w:r>
-      <w:proofErr w:type="spellEnd"/>
-      <w:r>
-        <w:rPr>
-          <w:b/>
-          <w:bCs/>
-          <w:sz w:val="21"/>
-          <w:szCs w:val="21"/>
-        </w:rPr>
-        <w:t xml:space="preserve"> — React Native / Expo mobile app</w:t>
+      <w:r>
+        <w:rPr>
+          <w:b/>
+          <w:bCs/>
+          <w:sz w:val="21"/>
+          <w:szCs w:val="21"/>
+        </w:rPr>
+        <w:t>NailIt — React Native / Expo mobile app</w:t>
       </w:r>
       <w:r>
         <w:rPr>
@@ -801,13 +618,8 @@
         <w:t xml:space="preserve">GitHub: </w:t>
       </w:r>
       <w:r>
-        <w:t>github.com/jobjunior14/</w:t>
-      </w:r>
-      <w:proofErr w:type="spellStart"/>
-      <w:r>
-        <w:t>NailIt</w:t>
-      </w:r>
-      <w:proofErr w:type="spellEnd"/>
+        <w:t>github.com/jobjunior14/NailIt</w:t>
+      </w:r>
     </w:p>
     <w:p>
       <w:pPr>
@@ -871,6 +683,15 @@
       </w:r>
       <w:r>
         <w:rPr>
+          <w:b/>
+          <w:bCs/>
+          <w:sz w:val="21"/>
+          <w:szCs w:val="21"/>
+        </w:rPr>
+        <w:t xml:space="preserve"> (Bac +4)</w:t>
+      </w:r>
+      <w:r>
+        <w:rPr>
           <w:i/>
           <w:iCs/>
           <w:color w:val="555555"/>
@@ -898,7 +719,10 @@
         <w:spacing w:after="60"/>
       </w:pPr>
       <w:r>
-        <w:t>Relevant coursework: Data Structures &amp; Algorithms, Database Management, Linux Systems Administration &amp; Security, Object-Oriented Design Patterns.</w:t>
+        <w:t>Relevant coursework: Data Structures &amp; Algorithms, Database Management, Linux Systems Administration &amp; Security, Object-Oriented Design Patterns</w:t>
+      </w:r>
+      <w:r>
+        <w:t>, Data Analysis.</w:t>
       </w:r>
     </w:p>
     <w:sectPr>

--- a/Client/src/assets/CV/jobJuniorCVEN.docx
+++ b/Client/src/assets/CV/jobJuniorCVEN.docx
@@ -8,61 +8,50 @@
       </w:pPr>
       <w:r>
         <w:rPr>
-          <w:b/>
-          <w:bCs/>
-          <w:color w:val="1F3864"/>
-          <w:sz w:val="40"/>
-          <w:szCs w:val="40"/>
+          <w:rFonts w:ascii="Calibri" w:eastAsia="Calibri" w:hAnsi="Calibri" w:cs="Calibri"/>
+          <w:b/>
+          <w:bCs/>
+          <w:color w:val="1F4E79"/>
+          <w:sz w:val="34"/>
+          <w:szCs w:val="34"/>
         </w:rPr>
         <w:t>OLINGE BISIMWA JUNIOR</w:t>
       </w:r>
     </w:p>
     <w:p>
       <w:pPr>
-        <w:spacing w:after="200"/>
-      </w:pPr>
-      <w:r>
-        <w:rPr>
-          <w:color w:val="555555"/>
+        <w:spacing w:after="70"/>
+      </w:pPr>
+      <w:r>
+        <w:rPr>
+          <w:rFonts w:ascii="Calibri" w:eastAsia="Calibri" w:hAnsi="Calibri" w:cs="Calibri"/>
+          <w:color w:val="444444"/>
           <w:sz w:val="22"/>
           <w:szCs w:val="22"/>
         </w:rPr>
-        <w:t xml:space="preserve">Full-Stack Software </w:t>
-      </w:r>
-      <w:r>
-        <w:rPr>
-          <w:color w:val="555555"/>
-          <w:sz w:val="22"/>
-          <w:szCs w:val="22"/>
-        </w:rPr>
-        <w:t>Engineer · Algorithmic</w:t>
-      </w:r>
-      <w:r>
-        <w:rPr>
-          <w:color w:val="555555"/>
-          <w:sz w:val="22"/>
-          <w:szCs w:val="22"/>
-        </w:rPr>
-        <w:t xml:space="preserve"> Trading Systems</w:t>
-      </w:r>
-    </w:p>
-    <w:p>
-      <w:pPr>
-        <w:spacing w:after="200"/>
-      </w:pPr>
-      <w:r>
-        <w:rPr>
+        <w:t>Full-Stack Software Engineer · Algorithmic Trading Systems</w:t>
+      </w:r>
+    </w:p>
+    <w:p>
+      <w:pPr>
+        <w:pBdr>
+          <w:bottom w:val="single" w:sz="10" w:space="4" w:color="1F4E79"/>
+        </w:pBdr>
+        <w:spacing w:after="140"/>
+      </w:pPr>
+      <w:r>
+        <w:rPr>
+          <w:rFonts w:ascii="Calibri" w:eastAsia="Calibri" w:hAnsi="Calibri" w:cs="Calibri"/>
           <w:sz w:val="19"/>
           <w:szCs w:val="19"/>
         </w:rPr>
-        <w:t xml:space="preserve">juniorbisim@gmail.com   |   +257 68 77 56 95   |   </w:t>
+        <w:t xml:space="preserve">juniorbisim@gmail.com | +257 68 77 56 95 | </w:t>
       </w:r>
       <w:hyperlink r:id="rId5" w:history="1">
         <w:r>
           <w:rPr>
+            <w:rFonts w:ascii="Calibri" w:eastAsia="Calibri" w:hAnsi="Calibri" w:cs="Calibri"/>
             <w:color w:val="1155CC"/>
-            <w:sz w:val="19"/>
-            <w:szCs w:val="19"/>
             <w:u w:val="single"/>
           </w:rPr>
           <w:t>github.com/jobjunior14</w:t>
@@ -72,375 +61,243 @@
     <w:p>
       <w:pPr>
         <w:pBdr>
-          <w:bottom w:val="single" w:sz="6" w:space="2" w:color="1F3864"/>
+          <w:bottom w:val="single" w:sz="6" w:space="2" w:color="1F4E79"/>
         </w:pBdr>
-        <w:spacing w:before="260" w:after="100"/>
-      </w:pPr>
-      <w:r>
-        <w:rPr>
-          <w:b/>
-          <w:bCs/>
-          <w:color w:val="1F3864"/>
+        <w:spacing w:before="200" w:after="90"/>
+      </w:pPr>
+      <w:r>
+        <w:rPr>
+          <w:rFonts w:ascii="Calibri" w:eastAsia="Calibri" w:hAnsi="Calibri" w:cs="Calibri"/>
+          <w:b/>
+          <w:bCs/>
+          <w:color w:val="1F4E79"/>
+          <w:sz w:val="22"/>
+          <w:szCs w:val="22"/>
+        </w:rPr>
+        <w:t>SUMMARY</w:t>
+      </w:r>
+    </w:p>
+    <w:p>
+      <w:pPr>
+        <w:spacing w:after="90" w:line="252" w:lineRule="auto"/>
+        <w:jc w:val="both"/>
+      </w:pPr>
+      <w:r>
+        <w:rPr>
+          <w:rFonts w:ascii="Calibri" w:eastAsia="Calibri" w:hAnsi="Calibri" w:cs="Calibri"/>
+        </w:rPr>
+        <w:t>Full-stack software engineer specializing in scalable backend systems and algorithmic trading software (C++/MQL5). Production experience designing, deploying, and maintaining a live trading platform on AWS, alongside cross-platform mobile and web applications in TypeScript and Python. Fluent in French and Swahili, good in English — comfortable operating across regional and international teams.</w:t>
+      </w:r>
+    </w:p>
+    <w:p>
+      <w:pPr>
+        <w:pBdr>
+          <w:bottom w:val="single" w:sz="6" w:space="2" w:color="1F4E79"/>
+        </w:pBdr>
+        <w:spacing w:before="200" w:after="90"/>
+      </w:pPr>
+      <w:r>
+        <w:rPr>
+          <w:rFonts w:ascii="Calibri" w:eastAsia="Calibri" w:hAnsi="Calibri" w:cs="Calibri"/>
+          <w:b/>
+          <w:bCs/>
+          <w:color w:val="1F4E79"/>
+          <w:sz w:val="22"/>
+          <w:szCs w:val="22"/>
+        </w:rPr>
+        <w:t>SKILLS</w:t>
+      </w:r>
+    </w:p>
+    <w:p>
+      <w:pPr>
+        <w:spacing w:after="55"/>
+      </w:pPr>
+      <w:r>
+        <w:rPr>
+          <w:rFonts w:ascii="Calibri" w:eastAsia="Calibri" w:hAnsi="Calibri" w:cs="Calibri"/>
+          <w:b/>
+          <w:bCs/>
+        </w:rPr>
+        <w:t xml:space="preserve">Languages: </w:t>
+      </w:r>
+      <w:r>
+        <w:rPr>
+          <w:rFonts w:ascii="Calibri" w:eastAsia="Calibri" w:hAnsi="Calibri" w:cs="Calibri"/>
+        </w:rPr>
+        <w:t>C++ | MQL5 | TypeScript | Python | PHP | Java</w:t>
+      </w:r>
+    </w:p>
+    <w:p>
+      <w:pPr>
+        <w:spacing w:after="55"/>
+      </w:pPr>
+      <w:r>
+        <w:rPr>
+          <w:rFonts w:ascii="Calibri" w:eastAsia="Calibri" w:hAnsi="Calibri" w:cs="Calibri"/>
+          <w:b/>
+          <w:bCs/>
+        </w:rPr>
+        <w:t xml:space="preserve">Frameworks: </w:t>
+      </w:r>
+      <w:proofErr w:type="spellStart"/>
+      <w:r>
+        <w:rPr>
+          <w:rFonts w:ascii="Calibri" w:eastAsia="Calibri" w:hAnsi="Calibri" w:cs="Calibri"/>
+        </w:rPr>
+        <w:t>NestJS</w:t>
+      </w:r>
+      <w:proofErr w:type="spellEnd"/>
+      <w:r>
+        <w:rPr>
+          <w:rFonts w:ascii="Calibri" w:eastAsia="Calibri" w:hAnsi="Calibri" w:cs="Calibri"/>
+        </w:rPr>
+        <w:t xml:space="preserve">, </w:t>
+      </w:r>
+      <w:proofErr w:type="spellStart"/>
+      <w:r>
+        <w:rPr>
+          <w:rFonts w:ascii="Calibri" w:eastAsia="Calibri" w:hAnsi="Calibri" w:cs="Calibri"/>
+        </w:rPr>
+        <w:t>NextJS</w:t>
+      </w:r>
+      <w:proofErr w:type="spellEnd"/>
+      <w:r>
+        <w:rPr>
+          <w:rFonts w:ascii="Calibri" w:eastAsia="Calibri" w:hAnsi="Calibri" w:cs="Calibri"/>
+        </w:rPr>
+        <w:t xml:space="preserve">, </w:t>
+      </w:r>
+      <w:proofErr w:type="spellStart"/>
+      <w:r>
+        <w:rPr>
+          <w:rFonts w:ascii="Calibri" w:eastAsia="Calibri" w:hAnsi="Calibri" w:cs="Calibri"/>
+        </w:rPr>
+        <w:t>ExpressJS</w:t>
+      </w:r>
+      <w:proofErr w:type="spellEnd"/>
+      <w:r>
+        <w:rPr>
+          <w:rFonts w:ascii="Calibri" w:eastAsia="Calibri" w:hAnsi="Calibri" w:cs="Calibri"/>
+        </w:rPr>
+        <w:t>, React Native | Flask | Symfony | Spring Boot</w:t>
+      </w:r>
+    </w:p>
+    <w:p>
+      <w:pPr>
+        <w:spacing w:after="55"/>
+      </w:pPr>
+      <w:r>
+        <w:rPr>
+          <w:rFonts w:ascii="Calibri" w:eastAsia="Calibri" w:hAnsi="Calibri" w:cs="Calibri"/>
+          <w:b/>
+          <w:bCs/>
+        </w:rPr>
+        <w:t xml:space="preserve">Databases: </w:t>
+      </w:r>
+      <w:r>
+        <w:rPr>
+          <w:rFonts w:ascii="Calibri" w:eastAsia="Calibri" w:hAnsi="Calibri" w:cs="Calibri"/>
+        </w:rPr>
+        <w:t>MongoDB | PostgreSQL | MySQL</w:t>
+      </w:r>
+    </w:p>
+    <w:p>
+      <w:pPr>
+        <w:spacing w:after="55"/>
+      </w:pPr>
+      <w:r>
+        <w:rPr>
+          <w:rFonts w:ascii="Calibri" w:eastAsia="Calibri" w:hAnsi="Calibri" w:cs="Calibri"/>
+          <w:b/>
+          <w:bCs/>
+        </w:rPr>
+        <w:t xml:space="preserve">APIs &amp; Infra: </w:t>
+      </w:r>
+      <w:proofErr w:type="spellStart"/>
+      <w:r>
+        <w:rPr>
+          <w:rFonts w:ascii="Calibri" w:eastAsia="Calibri" w:hAnsi="Calibri" w:cs="Calibri"/>
+        </w:rPr>
+        <w:t>GraphQL</w:t>
+      </w:r>
+      <w:proofErr w:type="spellEnd"/>
+      <w:r>
+        <w:rPr>
+          <w:rFonts w:ascii="Calibri" w:eastAsia="Calibri" w:hAnsi="Calibri" w:cs="Calibri"/>
+        </w:rPr>
+        <w:t xml:space="preserve"> | REST | AWS Lambda &amp; CloudFront | Serverless Framework | Prisma | Linux system administration</w:t>
+      </w:r>
+    </w:p>
+    <w:p>
+      <w:pPr>
+        <w:spacing w:after="55"/>
+      </w:pPr>
+      <w:r>
+        <w:rPr>
+          <w:rFonts w:ascii="Calibri" w:eastAsia="Calibri" w:hAnsi="Calibri" w:cs="Calibri"/>
+          <w:b/>
+          <w:bCs/>
+        </w:rPr>
+        <w:t xml:space="preserve">Spoken languages: </w:t>
+      </w:r>
+      <w:r>
+        <w:rPr>
+          <w:rFonts w:ascii="Calibri" w:eastAsia="Calibri" w:hAnsi="Calibri" w:cs="Calibri"/>
+        </w:rPr>
+        <w:t xml:space="preserve">French (fluent) | Swahili (fluent) | English </w:t>
+      </w:r>
+      <w:r>
+        <w:rPr>
+          <w:rFonts w:ascii="Calibri" w:eastAsia="Calibri" w:hAnsi="Calibri" w:cs="Calibri"/>
+        </w:rPr>
+        <w:t>(Good</w:t>
+      </w:r>
+      <w:r>
+        <w:rPr>
+          <w:rFonts w:ascii="Calibri" w:eastAsia="Calibri" w:hAnsi="Calibri" w:cs="Calibri"/>
+        </w:rPr>
+        <w:t>) | Kirundi (intermediate)</w:t>
+      </w:r>
+    </w:p>
+    <w:p>
+      <w:pPr>
+        <w:pBdr>
+          <w:bottom w:val="single" w:sz="6" w:space="2" w:color="1F4E79"/>
+        </w:pBdr>
+        <w:spacing w:before="200" w:after="90"/>
+      </w:pPr>
+      <w:r>
+        <w:rPr>
+          <w:rFonts w:ascii="Calibri" w:eastAsia="Calibri" w:hAnsi="Calibri" w:cs="Calibri"/>
+          <w:b/>
+          <w:bCs/>
+          <w:color w:val="1F4E79"/>
+          <w:sz w:val="22"/>
+          <w:szCs w:val="22"/>
+        </w:rPr>
+        <w:t>PROFESSIONAL EXPERIENCE</w:t>
+      </w:r>
+    </w:p>
+    <w:p>
+      <w:pPr>
+        <w:tabs>
+          <w:tab w:val="right" w:pos="9216"/>
+        </w:tabs>
+        <w:spacing w:before="110" w:after="50"/>
+      </w:pPr>
+      <w:r>
+        <w:rPr>
+          <w:rFonts w:ascii="Calibri" w:eastAsia="Calibri" w:hAnsi="Calibri" w:cs="Calibri"/>
+          <w:b/>
+          <w:bCs/>
           <w:sz w:val="21"/>
           <w:szCs w:val="21"/>
         </w:rPr>
-        <w:t>SUMMARY</w:t>
-      </w:r>
-    </w:p>
-    <w:p>
-      <w:pPr>
-        <w:spacing w:after="100"/>
-      </w:pPr>
-      <w:r>
-        <w:t xml:space="preserve">Full-stack software engineer specializing in scalable backend systems and algorithmic trading software (C++/MQL5). Production experience designing, deploying, and maintaining a live trading platform on AWS, alongside cross-platform mobile and web applications in TypeScript and Python. Fluent in French and Swahili, </w:t>
-      </w:r>
-      <w:r>
-        <w:t xml:space="preserve">good in </w:t>
-      </w:r>
-      <w:r>
-        <w:t>English — comfortable operating across regional and international teams.</w:t>
-      </w:r>
-    </w:p>
-    <w:p>
-      <w:pPr>
-        <w:pBdr>
-          <w:bottom w:val="single" w:sz="6" w:space="2" w:color="1F3864"/>
-        </w:pBdr>
-        <w:spacing w:before="260" w:after="100"/>
-      </w:pPr>
-      <w:r>
-        <w:rPr>
-          <w:b/>
-          <w:bCs/>
-          <w:color w:val="1F3864"/>
-          <w:sz w:val="21"/>
-          <w:szCs w:val="21"/>
-        </w:rPr>
-        <w:t>SKILLS</w:t>
-      </w:r>
-    </w:p>
-    <w:p>
-      <w:pPr>
-        <w:spacing w:after="40"/>
-      </w:pPr>
-      <w:r>
-        <w:rPr>
-          <w:b/>
-          <w:bCs/>
-        </w:rPr>
-        <w:t xml:space="preserve">Languages: </w:t>
-      </w:r>
-      <w:r>
-        <w:t>C++ | MQL5 | TypeScript | Python | PHP | Java</w:t>
-      </w:r>
-    </w:p>
-    <w:p>
-      <w:pPr>
-        <w:spacing w:after="40"/>
-      </w:pPr>
-      <w:r>
-        <w:rPr>
-          <w:b/>
-          <w:bCs/>
-        </w:rPr>
-        <w:t xml:space="preserve">Frameworks: </w:t>
-      </w:r>
-      <w:r>
-        <w:t>NestJS, NextJS, ExpressJS, React Native | Flask | Symfony | Spring Boot</w:t>
-      </w:r>
-    </w:p>
-    <w:p>
-      <w:pPr>
-        <w:spacing w:after="40"/>
-      </w:pPr>
-      <w:r>
-        <w:rPr>
-          <w:b/>
-          <w:bCs/>
-        </w:rPr>
-        <w:t xml:space="preserve">Databases: </w:t>
-      </w:r>
-      <w:r>
-        <w:t>MongoDB | PostgreSQL | MySQL</w:t>
-      </w:r>
-    </w:p>
-    <w:p>
-      <w:pPr>
-        <w:spacing w:after="40"/>
-      </w:pPr>
-      <w:r>
-        <w:rPr>
-          <w:b/>
-          <w:bCs/>
-        </w:rPr>
-        <w:t xml:space="preserve">APIs &amp; Infra: </w:t>
-      </w:r>
-      <w:r>
-        <w:t>GraphQL | REST | AWS Lambda &amp; CloudFront | Serverless Framework | Prisma | Linux system administration</w:t>
-      </w:r>
-    </w:p>
-    <w:p>
-      <w:pPr>
-        <w:spacing w:after="40"/>
-      </w:pPr>
-      <w:r>
-        <w:rPr>
-          <w:b/>
-          <w:bCs/>
-        </w:rPr>
-        <w:t xml:space="preserve">Spoken languages: </w:t>
-      </w:r>
-      <w:r>
-        <w:t>French (fluent) | Swahili (fluent) | English (working) | Kirundi (intermediate)</w:t>
-      </w:r>
-    </w:p>
-    <w:p>
-      <w:pPr>
-        <w:pBdr>
-          <w:bottom w:val="single" w:sz="6" w:space="2" w:color="1F3864"/>
-        </w:pBdr>
-        <w:spacing w:before="260" w:after="100"/>
-      </w:pPr>
-      <w:r>
-        <w:rPr>
-          <w:b/>
-          <w:bCs/>
-          <w:color w:val="1F3864"/>
-          <w:sz w:val="21"/>
-          <w:szCs w:val="21"/>
-        </w:rPr>
-        <w:t>PROFESSIONAL EXPERIENCE</w:t>
-      </w:r>
-    </w:p>
-    <w:p>
-      <w:pPr>
-        <w:tabs>
-          <w:tab w:val="right" w:pos="9360"/>
-        </w:tabs>
-        <w:spacing w:before="160" w:after="40"/>
-        <w:rPr>
-          <w:b/>
-          <w:bCs/>
-          <w:sz w:val="21"/>
-          <w:szCs w:val="21"/>
-        </w:rPr>
-      </w:pPr>
-      <w:r>
-        <w:rPr>
-          <w:b/>
-          <w:bCs/>
-          <w:sz w:val="21"/>
-          <w:szCs w:val="21"/>
-        </w:rPr>
-        <w:t>Lead Engineer</w:t>
-      </w:r>
-      <w:r>
-        <w:rPr>
-          <w:b/>
-          <w:bCs/>
-          <w:sz w:val="21"/>
-          <w:szCs w:val="21"/>
-        </w:rPr>
-        <w:t xml:space="preserve"> - </w:t>
-      </w:r>
-      <w:r>
-        <w:rPr>
-          <w:b/>
-          <w:bCs/>
-          <w:sz w:val="21"/>
-          <w:szCs w:val="21"/>
-        </w:rPr>
-        <w:t>The SA (streaming &amp; course platform</w:t>
-      </w:r>
-      <w:r>
-        <w:rPr>
-          <w:b/>
-          <w:bCs/>
-          <w:sz w:val="21"/>
-          <w:szCs w:val="21"/>
-        </w:rPr>
-        <w:t xml:space="preserve"> ) / Co-founder - </w:t>
-      </w:r>
-      <w:r>
-        <w:rPr>
-          <w:b/>
-          <w:bCs/>
-          <w:sz w:val="21"/>
-          <w:szCs w:val="21"/>
-        </w:rPr>
-        <w:t xml:space="preserve">The SA EA </w:t>
-      </w:r>
-      <w:r>
-        <w:rPr>
-          <w:b/>
-          <w:bCs/>
-          <w:sz w:val="21"/>
-          <w:szCs w:val="21"/>
-        </w:rPr>
-        <w:t xml:space="preserve">                                            </w:t>
-      </w:r>
-      <w:r>
-        <w:rPr>
-          <w:b/>
-          <w:bCs/>
-          <w:sz w:val="21"/>
-          <w:szCs w:val="21"/>
-        </w:rPr>
-        <w:t xml:space="preserve"> </w:t>
-      </w:r>
-      <w:r>
-        <w:rPr>
-          <w:color w:val="555555"/>
-          <w:sz w:val="19"/>
-          <w:szCs w:val="19"/>
-        </w:rPr>
-        <w:t>Ongoing</w:t>
-      </w:r>
-    </w:p>
-    <w:p>
-      <w:pPr>
-        <w:spacing w:after="80"/>
-      </w:pPr>
-      <w:r>
-        <w:rPr>
-          <w:color w:val="555555"/>
-        </w:rPr>
-        <w:t>Designed, built, and deployed T</w:t>
-      </w:r>
-      <w:r>
-        <w:rPr>
-          <w:color w:val="555555"/>
-        </w:rPr>
-        <w:t>HE</w:t>
-      </w:r>
-      <w:r>
-        <w:rPr>
-          <w:color w:val="555555"/>
-        </w:rPr>
-        <w:t xml:space="preserve"> SA, a streaming and course platform, along with its algorithmic trading service, The SA EA, for MetaTrader 5 ( Synthetic Indices</w:t>
-      </w:r>
-      <w:r>
-        <w:rPr>
-          <w:color w:val="555555"/>
-        </w:rPr>
-        <w:t xml:space="preserve">, Forex </w:t>
-      </w:r>
-      <w:r>
-        <w:rPr>
-          <w:color w:val="555555"/>
-        </w:rPr>
-        <w:t>) — end-to-end across trading engine, streaming infrastructure, and billing/delivery.</w:t>
-      </w:r>
-    </w:p>
-    <w:p>
-      <w:pPr>
-        <w:pStyle w:val="Paragraphedeliste"/>
-        <w:numPr>
-          <w:ilvl w:val="0"/>
-          <w:numId w:val="1"/>
-        </w:numPr>
-        <w:spacing w:after="60"/>
-      </w:pPr>
-      <w:r>
-        <w:t>Developed the backend platform in Node.js/TypeScript (Express, Prisma) deployed serverless on AWS Lambda and CloudFront, serving software licensing, updates, and binary distribution.</w:t>
-      </w:r>
-    </w:p>
-    <w:p>
-      <w:pPr>
-        <w:pStyle w:val="Paragraphedeliste"/>
-        <w:numPr>
-          <w:ilvl w:val="0"/>
-          <w:numId w:val="1"/>
-        </w:numPr>
-        <w:spacing w:after="60"/>
-      </w:pPr>
-      <w:r>
-        <w:t>Built the frontend in NextJS/TypeScript, deployed on AWS Amplify, with the course-streaming layer backed by AWS S3 storage and CloudFront for global content distribution and caching.</w:t>
-      </w:r>
-    </w:p>
-    <w:p>
-      <w:pPr>
-        <w:pStyle w:val="Paragraphedeliste"/>
-        <w:numPr>
-          <w:ilvl w:val="0"/>
-          <w:numId w:val="1"/>
-        </w:numPr>
-        <w:spacing w:after="60"/>
-      </w:pPr>
-      <w:r>
-        <w:t>Managed platform-wide routing with AWS Route 53.</w:t>
-      </w:r>
-    </w:p>
-    <w:p>
-      <w:pPr>
-        <w:pStyle w:val="Paragraphedeliste"/>
-        <w:numPr>
-          <w:ilvl w:val="0"/>
-          <w:numId w:val="1"/>
-        </w:numPr>
-        <w:spacing w:after="60"/>
-      </w:pPr>
-      <w:r>
-        <w:t>Built a Telegram bot (Telegraf) handling subscription payments and automated license delivery to end users.</w:t>
-      </w:r>
-    </w:p>
-    <w:p>
-      <w:pPr>
-        <w:pStyle w:val="Paragraphedeliste"/>
-        <w:numPr>
-          <w:ilvl w:val="0"/>
-          <w:numId w:val="1"/>
-        </w:numPr>
-        <w:spacing w:after="60"/>
-      </w:pPr>
-      <w:r>
-        <w:t>Architected a production MQL5 Expert Advisor (The SA EA) implementing multi-timeframe supply/demand zone detection (H4 zone identification, M5 entry logic), a Wyckoff accumulation/distribution engine, and Elliott Wave higher-timeframe trend tracking.</w:t>
-      </w:r>
-    </w:p>
-    <w:p>
-      <w:pPr>
-        <w:pStyle w:val="Paragraphedeliste"/>
-        <w:numPr>
-          <w:ilvl w:val="0"/>
-          <w:numId w:val="1"/>
-        </w:numPr>
-        <w:spacing w:after="60"/>
-      </w:pPr>
-      <w:r>
-        <w:t>Built a multi-level market structure tracker (break-of-structure / change-of-character detection) with real-time zone invalidation and liquidity-grab logic, including state persistence and crash-safe save/restore for live trading sessions.</w:t>
-      </w:r>
-    </w:p>
-    <w:p>
-      <w:pPr>
-        <w:pStyle w:val="Paragraphedeliste"/>
-        <w:numPr>
-          <w:ilvl w:val="0"/>
-          <w:numId w:val="1"/>
-        </w:numPr>
-        <w:spacing w:after="60"/>
-      </w:pPr>
-      <w:r>
-        <w:t>Migrated the production PostgreSQL schema (UUID → integer primary keys) with a custom two-phase migration script to safely resolve circular foreign key dependencies without downtime or data loss.</w:t>
-      </w:r>
-    </w:p>
-    <w:p>
-      <w:pPr>
-        <w:tabs>
-          <w:tab w:val="right" w:pos="9360"/>
-        </w:tabs>
-        <w:spacing w:before="160" w:after="40"/>
-      </w:pPr>
-      <w:r>
-        <w:rPr>
-          <w:b/>
-          <w:bCs/>
-          <w:sz w:val="21"/>
-          <w:szCs w:val="21"/>
-        </w:rPr>
-        <w:t>Fullstack Software Engineer - Wote, Kinshasa</w:t>
-      </w:r>
-      <w:r>
-        <w:rPr>
+        <w:t>Lead Engineer - The SA (streaming &amp; course platform) / Co-founder - The SA EA</w:t>
+      </w:r>
+      <w:r>
+        <w:rPr>
+          <w:rFonts w:ascii="Calibri" w:eastAsia="Calibri" w:hAnsi="Calibri" w:cs="Calibri"/>
           <w:i/>
           <w:iCs/>
           <w:color w:val="555555"/>
@@ -448,71 +305,244 @@
           <w:szCs w:val="19"/>
         </w:rPr>
         <w:tab/>
-      </w:r>
-      <w:r>
-        <w:rPr>
-          <w:color w:val="555555"/>
-          <w:sz w:val="19"/>
-          <w:szCs w:val="19"/>
-        </w:rPr>
-        <w:t>June 2025 – Jan 2026</w:t>
-      </w:r>
-    </w:p>
-    <w:p>
-      <w:pPr>
-        <w:pStyle w:val="Paragraphedeliste"/>
+        <w:t>Ongoing</w:t>
+      </w:r>
+    </w:p>
+    <w:p>
+      <w:pPr>
+        <w:spacing w:after="90" w:line="252" w:lineRule="auto"/>
+        <w:jc w:val="both"/>
+      </w:pPr>
+      <w:r>
+        <w:rPr>
+          <w:rFonts w:ascii="Calibri" w:eastAsia="Calibri" w:hAnsi="Calibri" w:cs="Calibri"/>
+        </w:rPr>
+        <w:t xml:space="preserve">Designed, built, and deployed THE SA, a streaming and course platform, along with its algorithmic trading service, The SA EA, for </w:t>
+      </w:r>
+      <w:proofErr w:type="spellStart"/>
+      <w:r>
+        <w:rPr>
+          <w:rFonts w:ascii="Calibri" w:eastAsia="Calibri" w:hAnsi="Calibri" w:cs="Calibri"/>
+        </w:rPr>
+        <w:t>MetaTrader</w:t>
+      </w:r>
+      <w:proofErr w:type="spellEnd"/>
+      <w:r>
+        <w:rPr>
+          <w:rFonts w:ascii="Calibri" w:eastAsia="Calibri" w:hAnsi="Calibri" w:cs="Calibri"/>
+        </w:rPr>
+        <w:t xml:space="preserve"> 5 (Synthetic Indices, Forex) — end-to-end across trading engine, streaming infrastructure, and billing/delivery.</w:t>
+      </w:r>
+    </w:p>
+    <w:p>
+      <w:pPr>
+        <w:pStyle w:val="ListParagraph"/>
         <w:numPr>
           <w:ilvl w:val="0"/>
-          <w:numId w:val="1"/>
+          <w:numId w:val="2"/>
         </w:numPr>
-        <w:spacing w:after="60"/>
-      </w:pPr>
-      <w:r>
-        <w:t>Serving as Lead Tech at Wote, a</w:t>
-      </w:r>
-      <w:r>
-        <w:t xml:space="preserve"> creative and artistic</w:t>
-      </w:r>
-      <w:r>
-        <w:t xml:space="preserve"> company based in Kinshasa, DRC.</w:t>
+        <w:spacing w:after="60" w:line="252" w:lineRule="auto"/>
+        <w:jc w:val="both"/>
+      </w:pPr>
+      <w:r>
+        <w:rPr>
+          <w:rFonts w:ascii="Calibri" w:eastAsia="Calibri" w:hAnsi="Calibri" w:cs="Calibri"/>
+        </w:rPr>
+        <w:t>Developed the backend platform in Node.js/TypeScript (Express, Prisma) deployed serverless on AWS Lambda and CloudFront, serving software licensing, updates, and binary distribution.</w:t>
+      </w:r>
+    </w:p>
+    <w:p>
+      <w:pPr>
+        <w:pStyle w:val="ListParagraph"/>
+        <w:numPr>
+          <w:ilvl w:val="0"/>
+          <w:numId w:val="2"/>
+        </w:numPr>
+        <w:spacing w:after="60" w:line="252" w:lineRule="auto"/>
+        <w:jc w:val="both"/>
+      </w:pPr>
+      <w:r>
+        <w:rPr>
+          <w:rFonts w:ascii="Calibri" w:eastAsia="Calibri" w:hAnsi="Calibri" w:cs="Calibri"/>
+        </w:rPr>
+        <w:t xml:space="preserve">Built the frontend in </w:t>
+      </w:r>
+      <w:proofErr w:type="spellStart"/>
+      <w:r>
+        <w:rPr>
+          <w:rFonts w:ascii="Calibri" w:eastAsia="Calibri" w:hAnsi="Calibri" w:cs="Calibri"/>
+        </w:rPr>
+        <w:t>NextJS</w:t>
+      </w:r>
+      <w:proofErr w:type="spellEnd"/>
+      <w:r>
+        <w:rPr>
+          <w:rFonts w:ascii="Calibri" w:eastAsia="Calibri" w:hAnsi="Calibri" w:cs="Calibri"/>
+        </w:rPr>
+        <w:t>/TypeScript, deployed on AWS Amplify, with the course-streaming layer backed by AWS S3 storage and CloudFront for global content distribution and caching.</w:t>
+      </w:r>
+    </w:p>
+    <w:p>
+      <w:pPr>
+        <w:pStyle w:val="ListParagraph"/>
+        <w:numPr>
+          <w:ilvl w:val="0"/>
+          <w:numId w:val="2"/>
+        </w:numPr>
+        <w:spacing w:after="60" w:line="252" w:lineRule="auto"/>
+        <w:jc w:val="both"/>
+      </w:pPr>
+      <w:r>
+        <w:rPr>
+          <w:rFonts w:ascii="Calibri" w:eastAsia="Calibri" w:hAnsi="Calibri" w:cs="Calibri"/>
+        </w:rPr>
+        <w:t>Managed platform-wide routing with AWS Route 53.</w:t>
+      </w:r>
+    </w:p>
+    <w:p>
+      <w:pPr>
+        <w:pStyle w:val="ListParagraph"/>
+        <w:numPr>
+          <w:ilvl w:val="0"/>
+          <w:numId w:val="2"/>
+        </w:numPr>
+        <w:spacing w:after="60" w:line="252" w:lineRule="auto"/>
+        <w:jc w:val="both"/>
+      </w:pPr>
+      <w:r>
+        <w:rPr>
+          <w:rFonts w:ascii="Calibri" w:eastAsia="Calibri" w:hAnsi="Calibri" w:cs="Calibri"/>
+        </w:rPr>
+        <w:t>Built a Telegram bot (</w:t>
+      </w:r>
+      <w:proofErr w:type="spellStart"/>
+      <w:r>
+        <w:rPr>
+          <w:rFonts w:ascii="Calibri" w:eastAsia="Calibri" w:hAnsi="Calibri" w:cs="Calibri"/>
+        </w:rPr>
+        <w:t>Telegraf</w:t>
+      </w:r>
+      <w:proofErr w:type="spellEnd"/>
+      <w:r>
+        <w:rPr>
+          <w:rFonts w:ascii="Calibri" w:eastAsia="Calibri" w:hAnsi="Calibri" w:cs="Calibri"/>
+        </w:rPr>
+        <w:t>) handling subscription payments and automated license delivery to end users.</w:t>
+      </w:r>
+    </w:p>
+    <w:p>
+      <w:pPr>
+        <w:pStyle w:val="ListParagraph"/>
+        <w:numPr>
+          <w:ilvl w:val="0"/>
+          <w:numId w:val="2"/>
+        </w:numPr>
+        <w:spacing w:after="60" w:line="252" w:lineRule="auto"/>
+        <w:jc w:val="both"/>
+      </w:pPr>
+      <w:r>
+        <w:rPr>
+          <w:rFonts w:ascii="Calibri" w:eastAsia="Calibri" w:hAnsi="Calibri" w:cs="Calibri"/>
+        </w:rPr>
+        <w:t>Architected a production MQL5 Expert Advisor (The SA EA) implementing multi-timeframe supply/demand zone detection (H4 zone identification, M5 entry logic), a Wyckoff accumulation/distribution engine, and Elliott Wave higher-timeframe trend tracking.</w:t>
+      </w:r>
+    </w:p>
+    <w:p>
+      <w:pPr>
+        <w:pStyle w:val="ListParagraph"/>
+        <w:numPr>
+          <w:ilvl w:val="0"/>
+          <w:numId w:val="2"/>
+        </w:numPr>
+        <w:spacing w:after="60" w:line="252" w:lineRule="auto"/>
+        <w:jc w:val="both"/>
+      </w:pPr>
+      <w:r>
+        <w:rPr>
+          <w:rFonts w:ascii="Calibri" w:eastAsia="Calibri" w:hAnsi="Calibri" w:cs="Calibri"/>
+        </w:rPr>
+        <w:t>Built a multi-level market structure tracker (break-of-structure / change-of-character detection) with real-time zone invalidation and liquidity-grab logic, including state persistence and crash-safe save/restore for live trading sessions.</w:t>
+      </w:r>
+    </w:p>
+    <w:p>
+      <w:pPr>
+        <w:pStyle w:val="ListParagraph"/>
+        <w:numPr>
+          <w:ilvl w:val="0"/>
+          <w:numId w:val="2"/>
+        </w:numPr>
+        <w:spacing w:after="60" w:line="252" w:lineRule="auto"/>
+        <w:jc w:val="both"/>
+      </w:pPr>
+      <w:r>
+        <w:rPr>
+          <w:rFonts w:ascii="Calibri" w:eastAsia="Calibri" w:hAnsi="Calibri" w:cs="Calibri"/>
+        </w:rPr>
+        <w:t>Migrated the production PostgreSQL schema (UUID → integer primary keys) with a custom two-phase migration script to safely resolve circular foreign key dependencies without downtime or data loss.</w:t>
       </w:r>
     </w:p>
     <w:p>
       <w:pPr>
         <w:tabs>
-          <w:tab w:val="right" w:pos="9360"/>
+          <w:tab w:val="right" w:pos="9216"/>
         </w:tabs>
-        <w:spacing w:before="160" w:after="40"/>
-      </w:pPr>
-      <w:r>
-        <w:rPr>
+        <w:spacing w:before="110" w:after="50"/>
+      </w:pPr>
+      <w:r>
+        <w:rPr>
+          <w:rFonts w:ascii="Calibri" w:eastAsia="Calibri" w:hAnsi="Calibri" w:cs="Calibri"/>
           <w:b/>
           <w:bCs/>
           <w:sz w:val="21"/>
           <w:szCs w:val="21"/>
         </w:rPr>
-        <w:t xml:space="preserve">Fullstack Software Engineer </w:t>
-      </w:r>
-      <w:r>
-        <w:rPr>
+        <w:t xml:space="preserve">Front-end Engineer - </w:t>
+      </w:r>
+      <w:proofErr w:type="spellStart"/>
+      <w:r>
+        <w:rPr>
+          <w:rFonts w:ascii="Calibri" w:eastAsia="Calibri" w:hAnsi="Calibri" w:cs="Calibri"/>
           <w:b/>
           <w:bCs/>
           <w:sz w:val="21"/>
           <w:szCs w:val="21"/>
         </w:rPr>
-        <w:t>-</w:t>
-      </w:r>
-      <w:r>
-        <w:rPr>
+        <w:t>Declic</w:t>
+      </w:r>
+      <w:proofErr w:type="spellEnd"/>
+      <w:r>
+        <w:rPr>
+          <w:rFonts w:ascii="Calibri" w:eastAsia="Calibri" w:hAnsi="Calibri" w:cs="Calibri"/>
           <w:b/>
           <w:bCs/>
           <w:sz w:val="21"/>
           <w:szCs w:val="21"/>
         </w:rPr>
-        <w:t xml:space="preserve"> MTG Industrie, Goma</w:t>
-      </w:r>
-      <w:r>
-        <w:rPr>
+        <w:t xml:space="preserve"> agency, </w:t>
+      </w:r>
+      <w:r>
+        <w:rPr>
+          <w:rFonts w:ascii="Calibri" w:eastAsia="Calibri" w:hAnsi="Calibri" w:cs="Calibri"/>
+          <w:b/>
+          <w:bCs/>
+          <w:sz w:val="21"/>
+          <w:szCs w:val="21"/>
+        </w:rPr>
+        <w:t xml:space="preserve">England - </w:t>
+      </w:r>
+      <w:r>
+        <w:rPr>
+          <w:rFonts w:ascii="Calibri" w:eastAsia="Calibri" w:hAnsi="Calibri" w:cs="Calibri"/>
+          <w:b/>
+          <w:bCs/>
+          <w:sz w:val="21"/>
+          <w:szCs w:val="21"/>
+        </w:rPr>
+        <w:t xml:space="preserve">Kinshasa </w:t>
+      </w:r>
+      <w:r>
+        <w:rPr>
+          <w:rFonts w:ascii="Calibri" w:eastAsia="Calibri" w:hAnsi="Calibri" w:cs="Calibri"/>
           <w:i/>
           <w:iCs/>
           <w:color w:val="555555"/>
@@ -523,175 +553,87 @@
       </w:r>
       <w:r>
         <w:rPr>
-          <w:color w:val="555555"/>
-          <w:sz w:val="19"/>
-          <w:szCs w:val="19"/>
-        </w:rPr>
-        <w:t>July 2025 – Sept 2025</w:t>
-      </w:r>
-    </w:p>
-    <w:p>
-      <w:pPr>
-        <w:pStyle w:val="Paragraphedeliste"/>
-        <w:numPr>
-          <w:ilvl w:val="0"/>
-          <w:numId w:val="1"/>
-        </w:numPr>
-        <w:spacing w:after="60"/>
-      </w:pPr>
-      <w:r>
-        <w:t>Developed a mobile application (React Native/Expo) for admin, operator, and customer roles to automate service-station operations, including QR-code scanning and a client bonus system, with a full admin dashboard — shipped for both Android and iOS.</w:t>
-      </w:r>
-    </w:p>
-    <w:p>
-      <w:pPr>
-        <w:pStyle w:val="Paragraphedeliste"/>
-        <w:numPr>
-          <w:ilvl w:val="0"/>
-          <w:numId w:val="1"/>
-        </w:numPr>
-        <w:spacing w:after="60"/>
-      </w:pPr>
-      <w:r>
-        <w:t>Scoped RFID card scanning as a planned feature extension for the platform.</w:t>
-      </w:r>
-    </w:p>
-    <w:p>
-      <w:pPr>
-        <w:pBdr>
-          <w:bottom w:val="single" w:sz="6" w:space="2" w:color="1F3864"/>
-        </w:pBdr>
-        <w:spacing w:before="260" w:after="100"/>
-      </w:pPr>
-      <w:r>
-        <w:rPr>
-          <w:b/>
-          <w:bCs/>
-          <w:color w:val="1F3864"/>
-          <w:sz w:val="21"/>
-          <w:szCs w:val="21"/>
-        </w:rPr>
-        <w:t>PROJECTS</w:t>
-      </w:r>
-    </w:p>
-    <w:p>
-      <w:pPr>
-        <w:tabs>
-          <w:tab w:val="right" w:pos="9360"/>
-        </w:tabs>
-        <w:spacing w:before="160" w:after="40"/>
-      </w:pPr>
-      <w:r>
-        <w:rPr>
-          <w:b/>
-          <w:bCs/>
-          <w:sz w:val="21"/>
-          <w:szCs w:val="21"/>
-        </w:rPr>
-        <w:t>NailIt — React Native / Expo mobile app</w:t>
-      </w:r>
-      <w:r>
-        <w:rPr>
+          <w:rFonts w:ascii="Calibri" w:eastAsia="Calibri" w:hAnsi="Calibri" w:cs="Calibri"/>
           <w:i/>
           <w:iCs/>
           <w:color w:val="555555"/>
           <w:sz w:val="19"/>
           <w:szCs w:val="19"/>
         </w:rPr>
-        <w:tab/>
-      </w:r>
-    </w:p>
-    <w:p>
-      <w:pPr>
-        <w:pStyle w:val="Paragraphedeliste"/>
+        <w:t>Aug 2026 - Sept 2026</w:t>
+      </w:r>
+    </w:p>
+    <w:p>
+      <w:pPr>
+        <w:pStyle w:val="ListParagraph"/>
         <w:numPr>
           <w:ilvl w:val="0"/>
-          <w:numId w:val="1"/>
+          <w:numId w:val="2"/>
         </w:numPr>
-        <w:spacing w:after="60"/>
-      </w:pPr>
-      <w:r>
-        <w:rPr>
-          <w:b/>
-          <w:bCs/>
-        </w:rPr>
-        <w:t xml:space="preserve">GitHub: </w:t>
-      </w:r>
-      <w:r>
-        <w:t>github.com/jobjunior14/NailIt</w:t>
-      </w:r>
-    </w:p>
-    <w:p>
-      <w:pPr>
-        <w:pStyle w:val="Paragraphedeliste"/>
-        <w:numPr>
-          <w:ilvl w:val="0"/>
-          <w:numId w:val="1"/>
-        </w:numPr>
-        <w:spacing w:after="60"/>
-      </w:pPr>
-      <w:r>
-        <w:t>Built a mobile marketplace app addressing delivery logistics and price negotiation for local goods and services in an African market context.</w:t>
-      </w:r>
-    </w:p>
-    <w:p>
-      <w:pPr>
-        <w:pStyle w:val="Paragraphedeliste"/>
-        <w:numPr>
-          <w:ilvl w:val="0"/>
-          <w:numId w:val="1"/>
-        </w:numPr>
-        <w:spacing w:after="60"/>
-      </w:pPr>
-      <w:r>
-        <w:t>Designed a social-feed-style interface (familiar UX pattern) integrated with an in-app payment and billing system.</w:t>
-      </w:r>
-    </w:p>
-    <w:p>
-      <w:pPr>
-        <w:pBdr>
-          <w:bottom w:val="single" w:sz="6" w:space="2" w:color="1F3864"/>
-        </w:pBdr>
-        <w:spacing w:before="260" w:after="100"/>
-      </w:pPr>
-      <w:r>
-        <w:rPr>
-          <w:b/>
-          <w:bCs/>
-          <w:color w:val="1F3864"/>
+        <w:spacing w:after="60" w:line="252" w:lineRule="auto"/>
+        <w:jc w:val="both"/>
+      </w:pPr>
+      <w:r>
+        <w:rPr>
+          <w:rFonts w:ascii="Calibri" w:eastAsia="Calibri" w:hAnsi="Calibri" w:cs="Calibri"/>
+        </w:rPr>
+        <w:t>Developed the front-end interface for a government project where UI/UX intuitiveness was a central requirement, leveraging my UI/UX expertise to ensure clear, accessible navigation for a broad user base.</w:t>
+      </w:r>
+    </w:p>
+    <w:p>
+      <w:pPr>
+        <w:tabs>
+          <w:tab w:val="right" w:pos="9216"/>
+        </w:tabs>
+        <w:spacing w:before="110" w:after="50"/>
+      </w:pPr>
+      <w:proofErr w:type="spellStart"/>
+      <w:r>
+        <w:rPr>
+          <w:rFonts w:ascii="Calibri" w:eastAsia="Calibri" w:hAnsi="Calibri" w:cs="Calibri"/>
+          <w:b/>
+          <w:bCs/>
           <w:sz w:val="21"/>
           <w:szCs w:val="21"/>
         </w:rPr>
-        <w:t>EDUCATION</w:t>
-      </w:r>
-    </w:p>
-    <w:p>
-      <w:pPr>
-        <w:tabs>
-          <w:tab w:val="right" w:pos="9360"/>
-        </w:tabs>
-        <w:spacing w:before="160" w:after="40"/>
-      </w:pPr>
-      <w:r>
-        <w:rPr>
+        <w:t>Fullstack</w:t>
+      </w:r>
+      <w:proofErr w:type="spellEnd"/>
+      <w:r>
+        <w:rPr>
+          <w:rFonts w:ascii="Calibri" w:eastAsia="Calibri" w:hAnsi="Calibri" w:cs="Calibri"/>
           <w:b/>
           <w:bCs/>
           <w:sz w:val="21"/>
           <w:szCs w:val="21"/>
         </w:rPr>
-        <w:t>Bachelor's Degree in Software Engineering</w:t>
-      </w:r>
-      <w:r>
-        <w:rPr>
+        <w:t xml:space="preserve"> Software Engineer - </w:t>
+      </w:r>
+      <w:proofErr w:type="spellStart"/>
+      <w:r>
+        <w:rPr>
+          <w:rFonts w:ascii="Calibri" w:eastAsia="Calibri" w:hAnsi="Calibri" w:cs="Calibri"/>
           <w:b/>
           <w:bCs/>
           <w:sz w:val="21"/>
           <w:szCs w:val="21"/>
         </w:rPr>
-        <w:t xml:space="preserve"> (Bac +4)</w:t>
-      </w:r>
-      <w:r>
-        <w:rPr>
+        <w:t>Wote</w:t>
+      </w:r>
+      <w:proofErr w:type="spellEnd"/>
+      <w:r>
+        <w:rPr>
+          <w:rFonts w:ascii="Calibri" w:eastAsia="Calibri" w:hAnsi="Calibri" w:cs="Calibri"/>
+          <w:b/>
+          <w:bCs/>
+          <w:sz w:val="21"/>
+          <w:szCs w:val="21"/>
+        </w:rPr>
+        <w:t>, Kinshasa</w:t>
+      </w:r>
+      <w:r>
+        <w:rPr>
+          <w:rFonts w:ascii="Calibri" w:eastAsia="Calibri" w:hAnsi="Calibri" w:cs="Calibri"/>
           <w:i/>
           <w:iCs/>
           <w:color w:val="555555"/>
@@ -699,35 +641,537 @@
           <w:szCs w:val="19"/>
         </w:rPr>
         <w:tab/>
-      </w:r>
-    </w:p>
-    <w:p>
-      <w:pPr>
-        <w:spacing w:after="40"/>
-      </w:pPr>
-      <w:r>
-        <w:t>University Polytechnique of Gitega, Burundi</w:t>
-      </w:r>
-    </w:p>
-    <w:p>
-      <w:pPr>
-        <w:pStyle w:val="Paragraphedeliste"/>
+        <w:t>June 2025 – Jan 2026</w:t>
+      </w:r>
+    </w:p>
+    <w:p>
+      <w:pPr>
+        <w:pStyle w:val="ListParagraph"/>
         <w:numPr>
           <w:ilvl w:val="0"/>
-          <w:numId w:val="1"/>
+          <w:numId w:val="2"/>
         </w:numPr>
+        <w:spacing w:after="60" w:line="252" w:lineRule="auto"/>
+        <w:jc w:val="both"/>
+      </w:pPr>
+      <w:r>
+        <w:rPr>
+          <w:rFonts w:ascii="Calibri" w:eastAsia="Calibri" w:hAnsi="Calibri" w:cs="Calibri"/>
+        </w:rPr>
+        <w:t xml:space="preserve">Serving as Lead Tech at </w:t>
+      </w:r>
+      <w:proofErr w:type="spellStart"/>
+      <w:r>
+        <w:rPr>
+          <w:rFonts w:ascii="Calibri" w:eastAsia="Calibri" w:hAnsi="Calibri" w:cs="Calibri"/>
+        </w:rPr>
+        <w:t>Wote</w:t>
+      </w:r>
+      <w:proofErr w:type="spellEnd"/>
+      <w:r>
+        <w:rPr>
+          <w:rFonts w:ascii="Calibri" w:eastAsia="Calibri" w:hAnsi="Calibri" w:cs="Calibri"/>
+        </w:rPr>
+        <w:t>, a creative and artistic company based in Kinshasa, DRC.</w:t>
+      </w:r>
+    </w:p>
+    <w:p>
+      <w:pPr>
+        <w:tabs>
+          <w:tab w:val="right" w:pos="9216"/>
+        </w:tabs>
+        <w:spacing w:before="110" w:after="50"/>
+      </w:pPr>
+      <w:proofErr w:type="spellStart"/>
+      <w:r>
+        <w:rPr>
+          <w:rFonts w:ascii="Calibri" w:eastAsia="Calibri" w:hAnsi="Calibri" w:cs="Calibri"/>
+          <w:b/>
+          <w:bCs/>
+          <w:sz w:val="21"/>
+          <w:szCs w:val="21"/>
+        </w:rPr>
+        <w:t>Fullstack</w:t>
+      </w:r>
+      <w:proofErr w:type="spellEnd"/>
+      <w:r>
+        <w:rPr>
+          <w:rFonts w:ascii="Calibri" w:eastAsia="Calibri" w:hAnsi="Calibri" w:cs="Calibri"/>
+          <w:b/>
+          <w:bCs/>
+          <w:sz w:val="21"/>
+          <w:szCs w:val="21"/>
+        </w:rPr>
+        <w:t xml:space="preserve"> Software Engineer - MTG Industrie, Goma</w:t>
+      </w:r>
+      <w:r>
+        <w:rPr>
+          <w:rFonts w:ascii="Calibri" w:eastAsia="Calibri" w:hAnsi="Calibri" w:cs="Calibri"/>
+          <w:i/>
+          <w:iCs/>
+          <w:color w:val="555555"/>
+          <w:sz w:val="19"/>
+          <w:szCs w:val="19"/>
+        </w:rPr>
+        <w:tab/>
+        <w:t>July 2025 – Sept 2025</w:t>
+      </w:r>
+    </w:p>
+    <w:p>
+      <w:pPr>
+        <w:pStyle w:val="ListParagraph"/>
+        <w:numPr>
+          <w:ilvl w:val="0"/>
+          <w:numId w:val="2"/>
+        </w:numPr>
+        <w:spacing w:after="60" w:line="252" w:lineRule="auto"/>
+        <w:jc w:val="both"/>
+      </w:pPr>
+      <w:r>
+        <w:rPr>
+          <w:rFonts w:ascii="Calibri" w:eastAsia="Calibri" w:hAnsi="Calibri" w:cs="Calibri"/>
+        </w:rPr>
+        <w:t>Developed a mobile application (React Native/Expo) for admin, operator, and customer roles to automate service-station operations, including QR-code scanning and a client bonus system, with a full admin dashboard — shipped for both Android and iOS.</w:t>
+      </w:r>
+    </w:p>
+    <w:p>
+      <w:pPr>
+        <w:pStyle w:val="ListParagraph"/>
+        <w:numPr>
+          <w:ilvl w:val="0"/>
+          <w:numId w:val="2"/>
+        </w:numPr>
+        <w:spacing w:after="60" w:line="252" w:lineRule="auto"/>
+        <w:jc w:val="both"/>
+      </w:pPr>
+      <w:r>
+        <w:rPr>
+          <w:rFonts w:ascii="Calibri" w:eastAsia="Calibri" w:hAnsi="Calibri" w:cs="Calibri"/>
+        </w:rPr>
+        <w:t>Scoped RFID card scanning as a planned feature extension for the platform.</w:t>
+      </w:r>
+    </w:p>
+    <w:p>
+      <w:pPr>
+        <w:tabs>
+          <w:tab w:val="right" w:pos="9216"/>
+        </w:tabs>
+        <w:spacing w:before="110" w:after="50"/>
+      </w:pPr>
+      <w:r>
+        <w:rPr>
+          <w:rFonts w:ascii="Calibri" w:eastAsia="Calibri" w:hAnsi="Calibri" w:cs="Calibri"/>
+          <w:b/>
+          <w:bCs/>
+          <w:sz w:val="21"/>
+          <w:szCs w:val="21"/>
+        </w:rPr>
+        <w:t xml:space="preserve">Financial Literacy Trainer - </w:t>
+      </w:r>
+      <w:proofErr w:type="spellStart"/>
+      <w:r>
+        <w:rPr>
+          <w:rFonts w:ascii="Calibri" w:eastAsia="Calibri" w:hAnsi="Calibri" w:cs="Calibri"/>
+          <w:b/>
+          <w:bCs/>
+          <w:sz w:val="21"/>
+          <w:szCs w:val="21"/>
+        </w:rPr>
+        <w:t>TrezorAcademy</w:t>
+      </w:r>
+      <w:proofErr w:type="spellEnd"/>
+      <w:r>
+        <w:rPr>
+          <w:rFonts w:ascii="Calibri" w:eastAsia="Calibri" w:hAnsi="Calibri" w:cs="Calibri"/>
+          <w:b/>
+          <w:bCs/>
+          <w:sz w:val="21"/>
+          <w:szCs w:val="21"/>
+        </w:rPr>
+        <w:t>, Burundi</w:t>
+      </w:r>
+      <w:r>
+        <w:rPr>
+          <w:rFonts w:ascii="Calibri" w:eastAsia="Calibri" w:hAnsi="Calibri" w:cs="Calibri"/>
+          <w:i/>
+          <w:iCs/>
+          <w:color w:val="555555"/>
+          <w:sz w:val="19"/>
+          <w:szCs w:val="19"/>
+        </w:rPr>
+        <w:tab/>
+        <w:t>4 workshops · 6 months</w:t>
+      </w:r>
+    </w:p>
+    <w:p>
+      <w:pPr>
+        <w:pStyle w:val="ListParagraph"/>
+        <w:numPr>
+          <w:ilvl w:val="0"/>
+          <w:numId w:val="2"/>
+        </w:numPr>
+        <w:spacing w:after="60" w:line="252" w:lineRule="auto"/>
+        <w:jc w:val="both"/>
+      </w:pPr>
+      <w:r>
+        <w:rPr>
+          <w:rFonts w:ascii="Calibri" w:eastAsia="Calibri" w:hAnsi="Calibri" w:cs="Calibri"/>
+        </w:rPr>
+        <w:t>Designed and delivered 4 one-week, in-person workshops in Gitega on financial independence through Bitcoin, reaching approximately 25 participants per session.</w:t>
+      </w:r>
+    </w:p>
+    <w:p>
+      <w:pPr>
+        <w:pStyle w:val="ListParagraph"/>
+        <w:numPr>
+          <w:ilvl w:val="0"/>
+          <w:numId w:val="2"/>
+        </w:numPr>
+        <w:spacing w:after="60" w:line="252" w:lineRule="auto"/>
+        <w:jc w:val="both"/>
+      </w:pPr>
+      <w:r>
+        <w:rPr>
+          <w:rFonts w:ascii="Calibri" w:eastAsia="Calibri" w:hAnsi="Calibri" w:cs="Calibri"/>
+        </w:rPr>
+        <w:t xml:space="preserve">Training delivered under subcontract with </w:t>
+      </w:r>
+      <w:proofErr w:type="spellStart"/>
+      <w:r>
+        <w:rPr>
+          <w:rFonts w:ascii="Calibri" w:eastAsia="Calibri" w:hAnsi="Calibri" w:cs="Calibri"/>
+        </w:rPr>
+        <w:t>FreeTech</w:t>
+      </w:r>
+      <w:proofErr w:type="spellEnd"/>
+      <w:r>
+        <w:rPr>
+          <w:rFonts w:ascii="Calibri" w:eastAsia="Calibri" w:hAnsi="Calibri" w:cs="Calibri"/>
+        </w:rPr>
+        <w:t>; service formally validated by an official attestation.</w:t>
+      </w:r>
+    </w:p>
+    <w:p>
+      <w:pPr>
+        <w:pBdr>
+          <w:bottom w:val="single" w:sz="6" w:space="2" w:color="1F4E79"/>
+        </w:pBdr>
+        <w:spacing w:before="200" w:after="90"/>
+      </w:pPr>
+      <w:r>
+        <w:rPr>
+          <w:rFonts w:ascii="Calibri" w:eastAsia="Calibri" w:hAnsi="Calibri" w:cs="Calibri"/>
+          <w:b/>
+          <w:bCs/>
+          <w:color w:val="1F4E79"/>
+          <w:sz w:val="22"/>
+          <w:szCs w:val="22"/>
+        </w:rPr>
+        <w:t>PROJECTS</w:t>
+      </w:r>
+    </w:p>
+    <w:p>
+      <w:pPr>
+        <w:spacing w:before="100" w:after="60"/>
+      </w:pPr>
+      <w:r>
+        <w:rPr>
+          <w:rFonts w:ascii="Calibri" w:eastAsia="Calibri" w:hAnsi="Calibri" w:cs="Calibri"/>
+          <w:b/>
+          <w:bCs/>
+          <w:sz w:val="21"/>
+          <w:szCs w:val="21"/>
+        </w:rPr>
+        <w:t xml:space="preserve">ONA — </w:t>
+      </w:r>
+      <w:r>
+        <w:rPr>
+          <w:rFonts w:ascii="Calibri" w:eastAsia="Calibri" w:hAnsi="Calibri" w:cs="Calibri"/>
+          <w:i/>
+          <w:iCs/>
+        </w:rPr>
+        <w:t>AI-powered mobile vision screening (open source)</w:t>
+      </w:r>
+    </w:p>
+    <w:p>
+      <w:pPr>
         <w:spacing w:after="60"/>
       </w:pPr>
-      <w:r>
-        <w:t>Relevant coursework: Data Structures &amp; Algorithms, Database Management, Linux Systems Administration &amp; Security, Object-Oriented Design Patterns</w:t>
-      </w:r>
-      <w:r>
-        <w:t>, Data Analysis.</w:t>
+      <w:hyperlink r:id="rId6" w:history="1">
+        <w:r>
+          <w:rPr>
+            <w:rFonts w:ascii="Calibri" w:eastAsia="Calibri" w:hAnsi="Calibri" w:cs="Calibri"/>
+            <w:color w:val="1155CC"/>
+            <w:u w:val="single"/>
+          </w:rPr>
+          <w:t>github.com/</w:t>
+        </w:r>
+        <w:proofErr w:type="spellStart"/>
+        <w:r>
+          <w:rPr>
+            <w:rFonts w:ascii="Calibri" w:eastAsia="Calibri" w:hAnsi="Calibri" w:cs="Calibri"/>
+            <w:color w:val="1155CC"/>
+            <w:u w:val="single"/>
+          </w:rPr>
+          <w:t>Wezalab</w:t>
+        </w:r>
+        <w:proofErr w:type="spellEnd"/>
+        <w:r>
+          <w:rPr>
+            <w:rFonts w:ascii="Calibri" w:eastAsia="Calibri" w:hAnsi="Calibri" w:cs="Calibri"/>
+            <w:color w:val="1155CC"/>
+            <w:u w:val="single"/>
+          </w:rPr>
+          <w:t>/</w:t>
+        </w:r>
+        <w:proofErr w:type="spellStart"/>
+        <w:r>
+          <w:rPr>
+            <w:rFonts w:ascii="Calibri" w:eastAsia="Calibri" w:hAnsi="Calibri" w:cs="Calibri"/>
+            <w:color w:val="1155CC"/>
+            <w:u w:val="single"/>
+          </w:rPr>
+          <w:t>ona</w:t>
+        </w:r>
+        <w:proofErr w:type="spellEnd"/>
+      </w:hyperlink>
+    </w:p>
+    <w:p>
+      <w:pPr>
+        <w:pStyle w:val="ListParagraph"/>
+        <w:numPr>
+          <w:ilvl w:val="0"/>
+          <w:numId w:val="2"/>
+        </w:numPr>
+        <w:spacing w:after="60" w:line="252" w:lineRule="auto"/>
+        <w:jc w:val="both"/>
+      </w:pPr>
+      <w:r>
+        <w:rPr>
+          <w:rFonts w:ascii="Calibri" w:eastAsia="Calibri" w:hAnsi="Calibri" w:cs="Calibri"/>
+        </w:rPr>
+        <w:lastRenderedPageBreak/>
+        <w:t>AI-powered mobile vision screening application for community health workers, helping detect early signs of vision impairment and preventable blindness in children and adults.</w:t>
+      </w:r>
+    </w:p>
+    <w:p>
+      <w:pPr>
+        <w:pStyle w:val="ListParagraph"/>
+        <w:numPr>
+          <w:ilvl w:val="0"/>
+          <w:numId w:val="2"/>
+        </w:numPr>
+        <w:spacing w:after="60" w:line="252" w:lineRule="auto"/>
+        <w:jc w:val="both"/>
+      </w:pPr>
+      <w:r>
+        <w:rPr>
+          <w:rFonts w:ascii="Calibri" w:eastAsia="Calibri" w:hAnsi="Calibri" w:cs="Calibri"/>
+        </w:rPr>
+        <w:t>Runs offline on low-cost Android devices, designed to be deployed directly in the clinics and communities that need it most.</w:t>
+      </w:r>
+    </w:p>
+    <w:p>
+      <w:pPr>
+        <w:pStyle w:val="ListParagraph"/>
+        <w:numPr>
+          <w:ilvl w:val="0"/>
+          <w:numId w:val="2"/>
+        </w:numPr>
+        <w:spacing w:after="60" w:line="252" w:lineRule="auto"/>
+        <w:jc w:val="both"/>
+      </w:pPr>
+      <w:r>
+        <w:rPr>
+          <w:rFonts w:ascii="Calibri" w:eastAsia="Calibri" w:hAnsi="Calibri" w:cs="Calibri"/>
+        </w:rPr>
+        <w:t xml:space="preserve">Open source project built by </w:t>
+      </w:r>
+      <w:hyperlink r:id="rId7" w:history="1">
+        <w:r>
+          <w:rPr>
+            <w:rFonts w:ascii="Calibri" w:eastAsia="Calibri" w:hAnsi="Calibri" w:cs="Calibri"/>
+            <w:color w:val="1155CC"/>
+            <w:u w:val="single"/>
+          </w:rPr>
+          <w:t>WEZA LAB</w:t>
+        </w:r>
+      </w:hyperlink>
+      <w:r>
+        <w:rPr>
+          <w:rFonts w:ascii="Calibri" w:eastAsia="Calibri" w:hAnsi="Calibri" w:cs="Calibri"/>
+        </w:rPr>
+        <w:t xml:space="preserve"> in the Democratic Republic of Congo, licensed under </w:t>
+      </w:r>
+      <w:hyperlink r:id="rId8" w:history="1">
+        <w:r>
+          <w:rPr>
+            <w:rFonts w:ascii="Calibri" w:eastAsia="Calibri" w:hAnsi="Calibri" w:cs="Calibri"/>
+            <w:color w:val="1155CC"/>
+            <w:u w:val="single"/>
+          </w:rPr>
+          <w:t>Apache 2.0</w:t>
+        </w:r>
+      </w:hyperlink>
+      <w:r>
+        <w:rPr>
+          <w:rFonts w:ascii="Calibri" w:eastAsia="Calibri" w:hAnsi="Calibri" w:cs="Calibri"/>
+        </w:rPr>
+        <w:t>.</w:t>
+      </w:r>
+    </w:p>
+    <w:p>
+      <w:pPr>
+        <w:spacing w:before="110" w:after="50"/>
+      </w:pPr>
+      <w:proofErr w:type="spellStart"/>
+      <w:r>
+        <w:rPr>
+          <w:rFonts w:ascii="Calibri" w:eastAsia="Calibri" w:hAnsi="Calibri" w:cs="Calibri"/>
+          <w:b/>
+          <w:bCs/>
+          <w:sz w:val="21"/>
+          <w:szCs w:val="21"/>
+        </w:rPr>
+        <w:t>NailIt</w:t>
+      </w:r>
+      <w:proofErr w:type="spellEnd"/>
+      <w:r>
+        <w:rPr>
+          <w:rFonts w:ascii="Calibri" w:eastAsia="Calibri" w:hAnsi="Calibri" w:cs="Calibri"/>
+          <w:b/>
+          <w:bCs/>
+          <w:sz w:val="21"/>
+          <w:szCs w:val="21"/>
+        </w:rPr>
+        <w:t xml:space="preserve"> — React Native / Expo mobile app</w:t>
+      </w:r>
+    </w:p>
+    <w:p>
+      <w:pPr>
+        <w:spacing w:after="60"/>
+      </w:pPr>
+      <w:hyperlink r:id="rId9" w:history="1">
+        <w:r>
+          <w:rPr>
+            <w:rFonts w:ascii="Calibri" w:eastAsia="Calibri" w:hAnsi="Calibri" w:cs="Calibri"/>
+            <w:color w:val="1155CC"/>
+            <w:u w:val="single"/>
+          </w:rPr>
+          <w:t>github.com/jobjunior14/</w:t>
+        </w:r>
+        <w:proofErr w:type="spellStart"/>
+        <w:r>
+          <w:rPr>
+            <w:rFonts w:ascii="Calibri" w:eastAsia="Calibri" w:hAnsi="Calibri" w:cs="Calibri"/>
+            <w:color w:val="1155CC"/>
+            <w:u w:val="single"/>
+          </w:rPr>
+          <w:t>NailIt</w:t>
+        </w:r>
+        <w:proofErr w:type="spellEnd"/>
+      </w:hyperlink>
+    </w:p>
+    <w:p>
+      <w:pPr>
+        <w:pStyle w:val="ListParagraph"/>
+        <w:numPr>
+          <w:ilvl w:val="0"/>
+          <w:numId w:val="2"/>
+        </w:numPr>
+        <w:spacing w:after="60" w:line="252" w:lineRule="auto"/>
+        <w:jc w:val="both"/>
+      </w:pPr>
+      <w:r>
+        <w:rPr>
+          <w:rFonts w:ascii="Calibri" w:eastAsia="Calibri" w:hAnsi="Calibri" w:cs="Calibri"/>
+        </w:rPr>
+        <w:t>Built a mobile marketplace app addressing delivery logistics and price negotiation for local goods and services in an African market context.</w:t>
+      </w:r>
+    </w:p>
+    <w:p>
+      <w:pPr>
+        <w:pStyle w:val="ListParagraph"/>
+        <w:numPr>
+          <w:ilvl w:val="0"/>
+          <w:numId w:val="2"/>
+        </w:numPr>
+        <w:spacing w:after="60" w:line="252" w:lineRule="auto"/>
+        <w:jc w:val="both"/>
+      </w:pPr>
+      <w:r>
+        <w:rPr>
+          <w:rFonts w:ascii="Calibri" w:eastAsia="Calibri" w:hAnsi="Calibri" w:cs="Calibri"/>
+        </w:rPr>
+        <w:t>Designed a social-feed-style interface (familiar UX pattern) integrated with an in-app payment and billing system.</w:t>
+      </w:r>
+    </w:p>
+    <w:p>
+      <w:pPr>
+        <w:pBdr>
+          <w:bottom w:val="single" w:sz="6" w:space="2" w:color="1F4E79"/>
+        </w:pBdr>
+        <w:spacing w:before="200" w:after="90"/>
+      </w:pPr>
+      <w:r>
+        <w:rPr>
+          <w:rFonts w:ascii="Calibri" w:eastAsia="Calibri" w:hAnsi="Calibri" w:cs="Calibri"/>
+          <w:b/>
+          <w:bCs/>
+          <w:color w:val="1F4E79"/>
+          <w:sz w:val="22"/>
+          <w:szCs w:val="22"/>
+        </w:rPr>
+        <w:t>EDUCATION</w:t>
+      </w:r>
+    </w:p>
+    <w:p>
+      <w:pPr>
+        <w:spacing w:after="20"/>
+      </w:pPr>
+      <w:r>
+        <w:rPr>
+          <w:rFonts w:ascii="Calibri" w:eastAsia="Calibri" w:hAnsi="Calibri" w:cs="Calibri"/>
+          <w:b/>
+          <w:bCs/>
+          <w:sz w:val="21"/>
+          <w:szCs w:val="21"/>
+        </w:rPr>
+        <w:t>Bachelor's Degree in Software Engineering (Bac +4)</w:t>
+      </w:r>
+    </w:p>
+    <w:p>
+      <w:pPr>
+        <w:spacing w:after="90" w:line="252" w:lineRule="auto"/>
+        <w:jc w:val="both"/>
+      </w:pPr>
+      <w:r>
+        <w:rPr>
+          <w:rFonts w:ascii="Calibri" w:eastAsia="Calibri" w:hAnsi="Calibri" w:cs="Calibri"/>
+        </w:rPr>
+        <w:t>University Polytechnique of Gitega, Burundi</w:t>
+      </w:r>
+    </w:p>
+    <w:p>
+      <w:pPr>
+        <w:pStyle w:val="ListParagraph"/>
+        <w:numPr>
+          <w:ilvl w:val="0"/>
+          <w:numId w:val="2"/>
+        </w:numPr>
+        <w:spacing w:after="60" w:line="252" w:lineRule="auto"/>
+        <w:jc w:val="both"/>
+      </w:pPr>
+      <w:r>
+        <w:rPr>
+          <w:rFonts w:ascii="Calibri" w:eastAsia="Calibri" w:hAnsi="Calibri" w:cs="Calibri"/>
+        </w:rPr>
+        <w:t>Relevant coursework: Data Structures &amp; Algorithms, Database Management, Linux Systems Administration &amp; Security, Object-Oriented Design Patterns, Data Analysis.</w:t>
       </w:r>
     </w:p>
     <w:sectPr>
       <w:pgSz w:w="11906" w:h="16838"/>
-      <w:pgMar w:top="620" w:right="700" w:bottom="620" w:left="700" w:header="708" w:footer="708" w:gutter="0"/>
+      <w:pgMar w:top="500" w:right="850" w:bottom="500" w:left="850" w:header="708" w:footer="708" w:gutter="0"/>
       <w:cols w:space="720"/>
       <w:docGrid w:linePitch="360"/>
     </w:sectPr>
@@ -738,10 +1182,64 @@
 <file path=word/numbering.xml><?xml version="1.0" encoding="utf-8"?>
 <w:numbering xmlns:wpc="http://schemas.microsoft.com/office/word/2010/wordprocessingCanvas" xmlns:cx="http://schemas.microsoft.com/office/drawing/2014/chartex" xmlns:cx1="http://schemas.microsoft.com/office/drawing/2015/9/8/chartex" xmlns:cx2="http://schemas.microsoft.com/office/drawing/2015/10/21/chartex" xmlns:cx3="http://schemas.microsoft.com/office/drawing/2016/5/9/chartex" xmlns:cx4="http://schemas.microsoft.com/office/drawing/2016/5/10/chartex" xmlns:cx5="http://schemas.microsoft.com/office/drawing/2016/5/11/chartex" xmlns:cx6="http://schemas.microsoft.com/office/drawing/2016/5/12/chartex" xmlns:cx7="http://schemas.microsoft.com/office/drawing/2016/5/13/chartex" xmlns:cx8="http://schemas.microsoft.com/office/drawing/2016/5/14/chartex" xmlns:mc="http://schemas.openxmlformats.org/markup-compatibility/2006" xmlns:aink="http://schemas.microsoft.com/office/drawing/2016/ink" xmlns:am3d="http://schemas.microsoft.com/office/drawing/2017/model3d" xmlns:o="urn:schemas-microsoft-com:office:office" xmlns:oel="http://schemas.microsoft.com/office/2019/extlst" xmlns:r="http://schemas.openxmlformats.org/officeDocument/2006/relationships" xmlns:m="http://schemas.openxmlformats.org/officeDocument/2006/math" xmlns:v="urn:schemas-microsoft-com:vml" xmlns:wp14="http://schemas.microsoft.com/office/word/2010/wordprocessingDrawing" xmlns:wp="http://schemas.openxmlformats.org/drawingml/2006/wordprocessingDrawing" xmlns:w10="urn:schemas-microsoft-com:office:word" xmlns:w="http://schemas.openxmlformats.org/wordprocessingml/2006/main" xmlns:w14="http://schemas.microsoft.com/office/word/2010/wordml" xmlns:w15="http://schemas.microsoft.com/office/word/2012/wordml" xmlns:w16cex="http://schemas.microsoft.com/office/word/2018/wordml/cex" xmlns:w16cid="http://schemas.microsoft.com/office/word/2016/wordml/cid" xmlns:w16="http://schemas.microsoft.com/office/word/2018/wordml" xmlns:w16du="http://schemas.microsoft.com/office/word/2023/wordml/word16du" xmlns:w16sdtdh="http://schemas.microsoft.com/office/word/2020/wordml/sdtdatahash" xmlns:w16sdtfl="http://schemas.microsoft.com/office/word/2024/wordml/sdtformatlock" xmlns:w16se="http://schemas.microsoft.com/office/word/2015/wordml/symex" xmlns:wpg="http://schemas.microsoft.com/office/word/2010/wordprocessingGroup" xmlns:wpi="http://schemas.microsoft.com/office/word/2010/wordprocessingInk" xmlns:wne="http://schemas.microsoft.com/office/word/2006/wordml" xmlns:wps="http://schemas.microsoft.com/office/word/2010/wordprocessingShape" mc:Ignorable="w14 w15 w16se w16cid w16 w16cex w16sdtdh w16sdtfl w16du wp14">
   <w:abstractNum w:abstractNumId="0" w15:restartNumberingAfterBreak="0">
-    <w:nsid w:val="39BF1817"/>
+    <w:nsid w:val="2A401A2F"/>
     <w:multiLevelType w:val="hybridMultilevel"/>
-    <w:tmpl w:val="99CEE0F6"/>
-    <w:lvl w:ilvl="0" w:tplc="CEC26B3A">
+    <w:tmpl w:val="662651CA"/>
+    <w:lvl w:ilvl="0" w:tplc="37702C1A">
+      <w:start w:val="1"/>
+      <w:numFmt w:val="bullet"/>
+      <w:lvlText w:val="•"/>
+      <w:lvlJc w:val="left"/>
+      <w:pPr>
+        <w:ind w:left="340" w:hanging="200"/>
+      </w:pPr>
+    </w:lvl>
+    <w:lvl w:ilvl="1" w:tplc="39DE50CE">
+      <w:numFmt w:val="decimal"/>
+      <w:lvlText w:val=""/>
+      <w:lvlJc w:val="left"/>
+    </w:lvl>
+    <w:lvl w:ilvl="2" w:tplc="80C0AABE">
+      <w:numFmt w:val="decimal"/>
+      <w:lvlText w:val=""/>
+      <w:lvlJc w:val="left"/>
+    </w:lvl>
+    <w:lvl w:ilvl="3" w:tplc="C09A4F2C">
+      <w:numFmt w:val="decimal"/>
+      <w:lvlText w:val=""/>
+      <w:lvlJc w:val="left"/>
+    </w:lvl>
+    <w:lvl w:ilvl="4" w:tplc="B19AF068">
+      <w:numFmt w:val="decimal"/>
+      <w:lvlText w:val=""/>
+      <w:lvlJc w:val="left"/>
+    </w:lvl>
+    <w:lvl w:ilvl="5" w:tplc="4C2EF9B4">
+      <w:numFmt w:val="decimal"/>
+      <w:lvlText w:val=""/>
+      <w:lvlJc w:val="left"/>
+    </w:lvl>
+    <w:lvl w:ilvl="6" w:tplc="3A60E5FC">
+      <w:numFmt w:val="decimal"/>
+      <w:lvlText w:val=""/>
+      <w:lvlJc w:val="left"/>
+    </w:lvl>
+    <w:lvl w:ilvl="7" w:tplc="860039A8">
+      <w:numFmt w:val="decimal"/>
+      <w:lvlText w:val=""/>
+      <w:lvlJc w:val="left"/>
+    </w:lvl>
+    <w:lvl w:ilvl="8" w:tplc="2B5CB5F6">
+      <w:numFmt w:val="decimal"/>
+      <w:lvlText w:val=""/>
+      <w:lvlJc w:val="left"/>
+    </w:lvl>
+  </w:abstractNum>
+  <w:abstractNum w:abstractNumId="1" w15:restartNumberingAfterBreak="0">
+    <w:nsid w:val="51A62717"/>
+    <w:multiLevelType w:val="hybridMultilevel"/>
+    <w:tmpl w:val="F83E1462"/>
+    <w:lvl w:ilvl="0" w:tplc="7952AAF8">
       <w:start w:val="1"/>
       <w:numFmt w:val="bullet"/>
       <w:lvlText w:val="●"/>
@@ -750,7 +1248,7 @@
         <w:ind w:left="720" w:hanging="360"/>
       </w:pPr>
     </w:lvl>
-    <w:lvl w:ilvl="1" w:tplc="3050DB8C">
+    <w:lvl w:ilvl="1" w:tplc="843C8366">
       <w:start w:val="1"/>
       <w:numFmt w:val="bullet"/>
       <w:lvlText w:val="○"/>
@@ -759,7 +1257,7 @@
         <w:ind w:left="1440" w:hanging="360"/>
       </w:pPr>
     </w:lvl>
-    <w:lvl w:ilvl="2" w:tplc="4DA8A27C">
+    <w:lvl w:ilvl="2" w:tplc="790EB00A">
       <w:start w:val="1"/>
       <w:numFmt w:val="bullet"/>
       <w:lvlText w:val="■"/>
@@ -768,7 +1266,7 @@
         <w:ind w:left="2160" w:hanging="360"/>
       </w:pPr>
     </w:lvl>
-    <w:lvl w:ilvl="3" w:tplc="074070C2">
+    <w:lvl w:ilvl="3" w:tplc="E4041470">
       <w:start w:val="1"/>
       <w:numFmt w:val="bullet"/>
       <w:lvlText w:val="●"/>
@@ -777,7 +1275,7 @@
         <w:ind w:left="2880" w:hanging="360"/>
       </w:pPr>
     </w:lvl>
-    <w:lvl w:ilvl="4" w:tplc="3AFC273C">
+    <w:lvl w:ilvl="4" w:tplc="51465A80">
       <w:start w:val="1"/>
       <w:numFmt w:val="bullet"/>
       <w:lvlText w:val="○"/>
@@ -786,7 +1284,7 @@
         <w:ind w:left="3600" w:hanging="360"/>
       </w:pPr>
     </w:lvl>
-    <w:lvl w:ilvl="5" w:tplc="A47A89F4">
+    <w:lvl w:ilvl="5" w:tplc="55028640">
       <w:start w:val="1"/>
       <w:numFmt w:val="bullet"/>
       <w:lvlText w:val="■"/>
@@ -795,7 +1293,7 @@
         <w:ind w:left="4320" w:hanging="360"/>
       </w:pPr>
     </w:lvl>
-    <w:lvl w:ilvl="6" w:tplc="CBC4AFEA">
+    <w:lvl w:ilvl="6" w:tplc="BBA08376">
       <w:start w:val="1"/>
       <w:numFmt w:val="bullet"/>
       <w:lvlText w:val="●"/>
@@ -804,7 +1302,7 @@
         <w:ind w:left="5040" w:hanging="360"/>
       </w:pPr>
     </w:lvl>
-    <w:lvl w:ilvl="7" w:tplc="45287A14">
+    <w:lvl w:ilvl="7" w:tplc="A994FDF0">
       <w:start w:val="1"/>
       <w:numFmt w:val="bullet"/>
       <w:lvlText w:val="●"/>
@@ -813,7 +1311,7 @@
         <w:ind w:left="5760" w:hanging="360"/>
       </w:pPr>
     </w:lvl>
-    <w:lvl w:ilvl="8" w:tplc="D1CAE1DA">
+    <w:lvl w:ilvl="8" w:tplc="A1025A6E">
       <w:start w:val="1"/>
       <w:numFmt w:val="bullet"/>
       <w:lvlText w:val="●"/>
@@ -823,7 +1321,13 @@
       </w:pPr>
     </w:lvl>
   </w:abstractNum>
-  <w:num w:numId="1" w16cid:durableId="820121462">
+  <w:num w:numId="1" w16cid:durableId="543248437">
+    <w:abstractNumId w:val="1"/>
+    <w:lvlOverride w:ilvl="0">
+      <w:startOverride w:val="1"/>
+    </w:lvlOverride>
+  </w:num>
+  <w:num w:numId="2" w16cid:durableId="1543983936">
     <w:abstractNumId w:val="0"/>
     <w:lvlOverride w:ilvl="0">
       <w:startOverride w:val="1"/>
@@ -1225,7 +1729,7 @@
     <w:name w:val="Normal"/>
     <w:qFormat/>
   </w:style>
-  <w:style w:type="paragraph" w:styleId="Titre1">
+  <w:style w:type="paragraph" w:styleId="Heading1">
     <w:name w:val="heading 1"/>
     <w:uiPriority w:val="9"/>
     <w:qFormat/>
@@ -1238,7 +1742,7 @@
       <w:szCs w:val="32"/>
     </w:rPr>
   </w:style>
-  <w:style w:type="paragraph" w:styleId="Titre2">
+  <w:style w:type="paragraph" w:styleId="Heading2">
     <w:name w:val="heading 2"/>
     <w:uiPriority w:val="9"/>
     <w:semiHidden/>
@@ -1253,7 +1757,7 @@
       <w:szCs w:val="26"/>
     </w:rPr>
   </w:style>
-  <w:style w:type="paragraph" w:styleId="Titre3">
+  <w:style w:type="paragraph" w:styleId="Heading3">
     <w:name w:val="heading 3"/>
     <w:uiPriority w:val="9"/>
     <w:semiHidden/>
@@ -1268,7 +1772,7 @@
       <w:szCs w:val="24"/>
     </w:rPr>
   </w:style>
-  <w:style w:type="paragraph" w:styleId="Titre4">
+  <w:style w:type="paragraph" w:styleId="Heading4">
     <w:name w:val="heading 4"/>
     <w:uiPriority w:val="9"/>
     <w:semiHidden/>
@@ -1283,7 +1787,7 @@
       <w:color w:val="2E74B5"/>
     </w:rPr>
   </w:style>
-  <w:style w:type="paragraph" w:styleId="Titre5">
+  <w:style w:type="paragraph" w:styleId="Heading5">
     <w:name w:val="heading 5"/>
     <w:uiPriority w:val="9"/>
     <w:semiHidden/>
@@ -1296,7 +1800,7 @@
       <w:color w:val="2E74B5"/>
     </w:rPr>
   </w:style>
-  <w:style w:type="paragraph" w:styleId="Titre6">
+  <w:style w:type="paragraph" w:styleId="Heading6">
     <w:name w:val="heading 6"/>
     <w:uiPriority w:val="9"/>
     <w:semiHidden/>
@@ -1309,13 +1813,12 @@
       <w:color w:val="1F4D78"/>
     </w:rPr>
   </w:style>
-  <w:style w:type="character" w:default="1" w:styleId="Policepardfaut">
+  <w:style w:type="character" w:default="1" w:styleId="DefaultParagraphFont">
     <w:name w:val="Default Paragraph Font"/>
     <w:uiPriority w:val="1"/>
-    <w:semiHidden/>
     <w:unhideWhenUsed/>
   </w:style>
-  <w:style w:type="table" w:default="1" w:styleId="TableauNormal">
+  <w:style w:type="table" w:default="1" w:styleId="TableNormal">
     <w:name w:val="Normal Table"/>
     <w:uiPriority w:val="99"/>
     <w:semiHidden/>
@@ -1330,13 +1833,13 @@
       </w:tblCellMar>
     </w:tblPr>
   </w:style>
-  <w:style w:type="numbering" w:default="1" w:styleId="Aucuneliste">
+  <w:style w:type="numbering" w:default="1" w:styleId="NoList">
     <w:name w:val="No List"/>
     <w:uiPriority w:val="99"/>
     <w:semiHidden/>
     <w:unhideWhenUsed/>
   </w:style>
-  <w:style w:type="paragraph" w:styleId="Titre">
+  <w:style w:type="paragraph" w:styleId="Title">
     <w:name w:val="Title"/>
     <w:uiPriority w:val="10"/>
     <w:qFormat/>
@@ -1353,11 +1856,11 @@
       <w:bCs/>
     </w:rPr>
   </w:style>
-  <w:style w:type="paragraph" w:styleId="Paragraphedeliste">
+  <w:style w:type="paragraph" w:styleId="ListParagraph">
     <w:name w:val="List Paragraph"/>
     <w:qFormat/>
   </w:style>
-  <w:style w:type="character" w:styleId="Lienhypertexte">
+  <w:style w:type="character" w:styleId="Hyperlink">
     <w:name w:val="Hyperlink"/>
     <w:uiPriority w:val="99"/>
     <w:unhideWhenUsed/>
@@ -1366,7 +1869,7 @@
       <w:u w:val="single"/>
     </w:rPr>
   </w:style>
-  <w:style w:type="character" w:styleId="Appelnotedebasdep">
+  <w:style w:type="character" w:styleId="FootnoteReference">
     <w:name w:val="footnote reference"/>
     <w:uiPriority w:val="99"/>
     <w:semiHidden/>
@@ -1375,16 +1878,16 @@
       <w:vertAlign w:val="superscript"/>
     </w:rPr>
   </w:style>
-  <w:style w:type="paragraph" w:styleId="Notedebasdepage">
+  <w:style w:type="paragraph" w:styleId="FootnoteText">
     <w:name w:val="footnote text"/>
-    <w:link w:val="NotedebasdepageCar"/>
+    <w:link w:val="FootnoteTextChar"/>
     <w:uiPriority w:val="99"/>
     <w:semiHidden/>
     <w:unhideWhenUsed/>
   </w:style>
-  <w:style w:type="character" w:customStyle="1" w:styleId="NotedebasdepageCar">
-    <w:name w:val="Note de bas de page Car"/>
-    <w:link w:val="Notedebasdepage"/>
+  <w:style w:type="character" w:customStyle="1" w:styleId="FootnoteTextChar">
+    <w:name w:val="Footnote Text Char"/>
+    <w:link w:val="FootnoteText"/>
     <w:uiPriority w:val="99"/>
     <w:semiHidden/>
     <w:unhideWhenUsed/>
@@ -1393,7 +1896,7 @@
       <w:szCs w:val="20"/>
     </w:rPr>
   </w:style>
-  <w:style w:type="character" w:styleId="Appeldenotedefin">
+  <w:style w:type="character" w:styleId="EndnoteReference">
     <w:name w:val="endnote reference"/>
     <w:uiPriority w:val="99"/>
     <w:semiHidden/>
@@ -1402,16 +1905,16 @@
       <w:vertAlign w:val="superscript"/>
     </w:rPr>
   </w:style>
-  <w:style w:type="paragraph" w:styleId="Notedefin">
+  <w:style w:type="paragraph" w:styleId="EndnoteText">
     <w:name w:val="endnote text"/>
-    <w:link w:val="NotedefinCar"/>
+    <w:link w:val="EndnoteTextChar"/>
     <w:uiPriority w:val="99"/>
     <w:semiHidden/>
     <w:unhideWhenUsed/>
   </w:style>
-  <w:style w:type="character" w:customStyle="1" w:styleId="NotedefinCar">
-    <w:name w:val="Note de fin Car"/>
-    <w:link w:val="Notedefin"/>
+  <w:style w:type="character" w:customStyle="1" w:styleId="EndnoteTextChar">
+    <w:name w:val="Endnote Text Char"/>
+    <w:link w:val="EndnoteText"/>
     <w:uiPriority w:val="99"/>
     <w:semiHidden/>
     <w:unhideWhenUsed/>

--- a/Client/src/assets/CV/jobJuniorCVEN.docx
+++ b/Client/src/assets/CV/jobJuniorCVEN.docx
@@ -45,7 +45,23 @@
           <w:sz w:val="19"/>
           <w:szCs w:val="19"/>
         </w:rPr>
-        <w:t xml:space="preserve">juniorbisim@gmail.com | +257 68 77 56 95 | </w:t>
+        <w:t xml:space="preserve">juniorbisim@gmail.com | </w:t>
+      </w:r>
+      <w:r>
+        <w:rPr>
+          <w:rFonts w:ascii="Calibri" w:eastAsia="Calibri" w:hAnsi="Calibri" w:cs="Calibri"/>
+          <w:sz w:val="19"/>
+          <w:szCs w:val="19"/>
+        </w:rPr>
+        <w:t>+243 966 679 731</w:t>
+      </w:r>
+      <w:r>
+        <w:rPr>
+          <w:rFonts w:ascii="Calibri" w:eastAsia="Calibri" w:hAnsi="Calibri" w:cs="Calibri"/>
+          <w:sz w:val="19"/>
+          <w:szCs w:val="19"/>
+        </w:rPr>
+        <w:t xml:space="preserve"> | </w:t>
       </w:r>
       <w:hyperlink r:id="rId5" w:history="1">
         <w:r>
@@ -86,7 +102,19 @@
         <w:rPr>
           <w:rFonts w:ascii="Calibri" w:eastAsia="Calibri" w:hAnsi="Calibri" w:cs="Calibri"/>
         </w:rPr>
-        <w:t>Full-stack software engineer specializing in scalable backend systems and algorithmic trading software (C++/MQL5). Production experience designing, deploying, and maintaining a live trading platform on AWS, alongside cross-platform mobile and web applications in TypeScript and Python. Fluent in French and Swahili, good in English — comfortable operating across regional and international teams.</w:t>
+        <w:t>Full-stack software engineer specializing in scalable backend systems and algorithmic trading software (C++/MQL5). Production experience designing, deploying, and maintaining a live trading platform on AWS, alongside cross-platform mobile and web applications in TypeScript and Python. Fluent in French and Swahili, good in English</w:t>
+      </w:r>
+      <w:r>
+        <w:rPr>
+          <w:rFonts w:ascii="Calibri" w:eastAsia="Calibri" w:hAnsi="Calibri" w:cs="Calibri"/>
+        </w:rPr>
+        <w:t>;</w:t>
+      </w:r>
+      <w:r>
+        <w:rPr>
+          <w:rFonts w:ascii="Calibri" w:eastAsia="Calibri" w:hAnsi="Calibri" w:cs="Calibri"/>
+        </w:rPr>
+        <w:t xml:space="preserve"> comfortable operating across regional and international teams.</w:t>
       </w:r>
     </w:p>
     <w:p>
@@ -250,7 +278,13 @@
         <w:rPr>
           <w:rFonts w:ascii="Calibri" w:eastAsia="Calibri" w:hAnsi="Calibri" w:cs="Calibri"/>
         </w:rPr>
-        <w:t>(Good</w:t>
+        <w:t>(</w:t>
+      </w:r>
+      <w:r>
+        <w:rPr>
+          <w:rFonts w:ascii="Calibri" w:eastAsia="Calibri" w:hAnsi="Calibri" w:cs="Calibri"/>
+        </w:rPr>
+        <w:t>fluent</w:t>
       </w:r>
       <w:r>
         <w:rPr>
@@ -285,15 +319,56 @@
         </w:tabs>
         <w:spacing w:before="110" w:after="50"/>
       </w:pPr>
-      <w:r>
-        <w:rPr>
-          <w:rFonts w:ascii="Calibri" w:eastAsia="Calibri" w:hAnsi="Calibri" w:cs="Calibri"/>
-          <w:b/>
-          <w:bCs/>
-          <w:sz w:val="21"/>
-          <w:szCs w:val="21"/>
-        </w:rPr>
-        <w:t>Lead Engineer - The SA (streaming &amp; course platform) / Co-founder - The SA EA</w:t>
+      <w:bookmarkStart w:id="0" w:name="_Hlk242360808"/>
+      <w:r>
+        <w:rPr>
+          <w:rFonts w:ascii="Calibri" w:eastAsia="Calibri" w:hAnsi="Calibri" w:cs="Calibri"/>
+          <w:b/>
+          <w:bCs/>
+          <w:sz w:val="21"/>
+          <w:szCs w:val="21"/>
+        </w:rPr>
+        <w:t xml:space="preserve">Lead Developer / </w:t>
+      </w:r>
+      <w:r>
+        <w:rPr>
+          <w:rFonts w:ascii="Calibri" w:eastAsia="Calibri" w:hAnsi="Calibri" w:cs="Calibri"/>
+          <w:b/>
+          <w:bCs/>
+          <w:sz w:val="21"/>
+          <w:szCs w:val="21"/>
+        </w:rPr>
+        <w:t>Autoline | EMEDIA</w:t>
+      </w:r>
+      <w:r>
+        <w:rPr>
+          <w:rFonts w:ascii="Calibri" w:eastAsia="Calibri" w:hAnsi="Calibri" w:cs="Calibri"/>
+          <w:b/>
+          <w:bCs/>
+          <w:sz w:val="21"/>
+          <w:szCs w:val="21"/>
+        </w:rPr>
+        <w:t>,</w:t>
+      </w:r>
+      <w:r>
+        <w:rPr>
+          <w:rFonts w:ascii="Calibri" w:eastAsia="Calibri" w:hAnsi="Calibri" w:cs="Calibri"/>
+          <w:b/>
+          <w:bCs/>
+          <w:sz w:val="21"/>
+          <w:szCs w:val="21"/>
+        </w:rPr>
+        <w:t xml:space="preserve"> United Arab Emirate | Kinshasa</w:t>
+      </w:r>
+      <w:r>
+        <w:rPr>
+          <w:rFonts w:ascii="Calibri" w:eastAsia="Calibri" w:hAnsi="Calibri" w:cs="Calibri"/>
+          <w:b/>
+          <w:bCs/>
+          <w:sz w:val="21"/>
+          <w:szCs w:val="21"/>
+        </w:rPr>
+        <w:t xml:space="preserve"> </w:t>
       </w:r>
       <w:r>
         <w:rPr>
@@ -305,33 +380,17 @@
           <w:szCs w:val="19"/>
         </w:rPr>
         <w:tab/>
-        <w:t>Ongoing</w:t>
-      </w:r>
-    </w:p>
-    <w:p>
-      <w:pPr>
-        <w:spacing w:after="90" w:line="252" w:lineRule="auto"/>
-        <w:jc w:val="both"/>
-      </w:pPr>
-      <w:r>
-        <w:rPr>
-          <w:rFonts w:ascii="Calibri" w:eastAsia="Calibri" w:hAnsi="Calibri" w:cs="Calibri"/>
-        </w:rPr>
-        <w:t xml:space="preserve">Designed, built, and deployed THE SA, a streaming and course platform, along with its algorithmic trading service, The SA EA, for </w:t>
-      </w:r>
-      <w:proofErr w:type="spellStart"/>
-      <w:r>
-        <w:rPr>
-          <w:rFonts w:ascii="Calibri" w:eastAsia="Calibri" w:hAnsi="Calibri" w:cs="Calibri"/>
-        </w:rPr>
-        <w:t>MetaTrader</w:t>
-      </w:r>
-      <w:proofErr w:type="spellEnd"/>
-      <w:r>
-        <w:rPr>
-          <w:rFonts w:ascii="Calibri" w:eastAsia="Calibri" w:hAnsi="Calibri" w:cs="Calibri"/>
-        </w:rPr>
-        <w:t xml:space="preserve"> 5 (Synthetic Indices, Forex) — end-to-end across trading engine, streaming infrastructure, and billing/delivery.</w:t>
+      </w:r>
+      <w:r>
+        <w:rPr>
+          <w:rFonts w:ascii="Calibri" w:eastAsia="Calibri" w:hAnsi="Calibri" w:cs="Calibri"/>
+          <w:i/>
+          <w:iCs/>
+          <w:color w:val="555555"/>
+          <w:sz w:val="19"/>
+          <w:szCs w:val="19"/>
+        </w:rPr>
+        <w:t>Now</w:t>
       </w:r>
     </w:p>
     <w:p>
@@ -345,10 +404,108 @@
         <w:jc w:val="both"/>
       </w:pPr>
       <w:r>
-        <w:rPr>
-          <w:rFonts w:ascii="Calibri" w:eastAsia="Calibri" w:hAnsi="Calibri" w:cs="Calibri"/>
-        </w:rPr>
-        <w:t>Developed the backend platform in Node.js/TypeScript (Express, Prisma) deployed serverless on AWS Lambda and CloudFront, serving software licensing, updates, and binary distribution.</w:t>
+        <w:t>Leading the digital transformation of the group's business operations, with initial focus on developing the Autoline Marketplace application (vehicle listings/showroom platform, built with React Native/Expo and PostgreSQL) and deploying a dedicated digital tool/process for the company's internal operations.</w:t>
+      </w:r>
+    </w:p>
+    <w:bookmarkEnd w:id="0"/>
+    <w:p>
+      <w:pPr>
+        <w:tabs>
+          <w:tab w:val="right" w:pos="9216"/>
+        </w:tabs>
+        <w:spacing w:before="110" w:after="50"/>
+      </w:pPr>
+      <w:r>
+        <w:rPr>
+          <w:rFonts w:ascii="Calibri" w:eastAsia="Calibri" w:hAnsi="Calibri" w:cs="Calibri"/>
+          <w:b/>
+          <w:bCs/>
+          <w:sz w:val="21"/>
+          <w:szCs w:val="21"/>
+        </w:rPr>
+        <w:t>Lead Engineer - The SA (streaming &amp; course platform) / Co-founder - The SA EA</w:t>
+      </w:r>
+      <w:r>
+        <w:rPr>
+          <w:rFonts w:ascii="Calibri" w:eastAsia="Calibri" w:hAnsi="Calibri" w:cs="Calibri"/>
+          <w:i/>
+          <w:iCs/>
+          <w:color w:val="555555"/>
+          <w:sz w:val="19"/>
+          <w:szCs w:val="19"/>
+        </w:rPr>
+        <w:tab/>
+      </w:r>
+      <w:r>
+        <w:rPr>
+          <w:rFonts w:ascii="Calibri" w:eastAsia="Calibri" w:hAnsi="Calibri" w:cs="Calibri"/>
+          <w:i/>
+          <w:iCs/>
+          <w:color w:val="555555"/>
+          <w:sz w:val="19"/>
+          <w:szCs w:val="19"/>
+        </w:rPr>
+        <w:t xml:space="preserve">May 2025 </w:t>
+      </w:r>
+      <w:r>
+        <w:rPr>
+          <w:rFonts w:ascii="Calibri" w:eastAsia="Calibri" w:hAnsi="Calibri" w:cs="Calibri"/>
+          <w:i/>
+          <w:iCs/>
+          <w:color w:val="555555"/>
+          <w:sz w:val="19"/>
+          <w:szCs w:val="19"/>
+        </w:rPr>
+        <w:t>-</w:t>
+      </w:r>
+      <w:r>
+        <w:rPr>
+          <w:rFonts w:ascii="Calibri" w:eastAsia="Calibri" w:hAnsi="Calibri" w:cs="Calibri"/>
+          <w:i/>
+          <w:iCs/>
+          <w:color w:val="555555"/>
+          <w:sz w:val="19"/>
+          <w:szCs w:val="19"/>
+        </w:rPr>
+        <w:t xml:space="preserve"> Aug 2026</w:t>
+      </w:r>
+    </w:p>
+    <w:p>
+      <w:pPr>
+        <w:spacing w:after="90" w:line="252" w:lineRule="auto"/>
+        <w:jc w:val="both"/>
+      </w:pPr>
+      <w:r>
+        <w:rPr>
+          <w:rFonts w:ascii="Calibri" w:eastAsia="Calibri" w:hAnsi="Calibri" w:cs="Calibri"/>
+        </w:rPr>
+        <w:t xml:space="preserve">Designed, built, and deployed THE SA, a streaming and course platform, along with its algorithmic trading service, The SA EA, for </w:t>
+      </w:r>
+      <w:proofErr w:type="spellStart"/>
+      <w:r>
+        <w:rPr>
+          <w:rFonts w:ascii="Calibri" w:eastAsia="Calibri" w:hAnsi="Calibri" w:cs="Calibri"/>
+        </w:rPr>
+        <w:t>MetaTrader</w:t>
+      </w:r>
+      <w:proofErr w:type="spellEnd"/>
+      <w:r>
+        <w:rPr>
+          <w:rFonts w:ascii="Calibri" w:eastAsia="Calibri" w:hAnsi="Calibri" w:cs="Calibri"/>
+        </w:rPr>
+        <w:t xml:space="preserve"> 5 (Synthetic Indices, Forex)</w:t>
+      </w:r>
+      <w:r>
+        <w:rPr>
+          <w:rFonts w:ascii="Calibri" w:eastAsia="Calibri" w:hAnsi="Calibri" w:cs="Calibri"/>
+        </w:rPr>
+        <w:t>;</w:t>
+      </w:r>
+      <w:r>
+        <w:rPr>
+          <w:rFonts w:ascii="Calibri" w:eastAsia="Calibri" w:hAnsi="Calibri" w:cs="Calibri"/>
+        </w:rPr>
+        <w:t xml:space="preserve"> end-to-end across trading engine, streaming infrastructure, and billing/delivery.</w:t>
       </w:r>
     </w:p>
     <w:p>
@@ -365,21 +522,7 @@
         <w:rPr>
           <w:rFonts w:ascii="Calibri" w:eastAsia="Calibri" w:hAnsi="Calibri" w:cs="Calibri"/>
         </w:rPr>
-        <w:t xml:space="preserve">Built the frontend in </w:t>
-      </w:r>
-      <w:proofErr w:type="spellStart"/>
-      <w:r>
-        <w:rPr>
-          <w:rFonts w:ascii="Calibri" w:eastAsia="Calibri" w:hAnsi="Calibri" w:cs="Calibri"/>
-        </w:rPr>
-        <w:t>NextJS</w:t>
-      </w:r>
-      <w:proofErr w:type="spellEnd"/>
-      <w:r>
-        <w:rPr>
-          <w:rFonts w:ascii="Calibri" w:eastAsia="Calibri" w:hAnsi="Calibri" w:cs="Calibri"/>
-        </w:rPr>
-        <w:t>/TypeScript, deployed on AWS Amplify, with the course-streaming layer backed by AWS S3 storage and CloudFront for global content distribution and caching.</w:t>
+        <w:t>Developed the backend platform in Node.js/TypeScript (Express, Prisma) deployed serverless on AWS Lambda and CloudFront, serving software licensing, updates, and binary distribution.</w:t>
       </w:r>
     </w:p>
     <w:p>
@@ -396,7 +539,21 @@
         <w:rPr>
           <w:rFonts w:ascii="Calibri" w:eastAsia="Calibri" w:hAnsi="Calibri" w:cs="Calibri"/>
         </w:rPr>
-        <w:t>Managed platform-wide routing with AWS Route 53.</w:t>
+        <w:t xml:space="preserve">Built the frontend in </w:t>
+      </w:r>
+      <w:proofErr w:type="spellStart"/>
+      <w:r>
+        <w:rPr>
+          <w:rFonts w:ascii="Calibri" w:eastAsia="Calibri" w:hAnsi="Calibri" w:cs="Calibri"/>
+        </w:rPr>
+        <w:t>NextJS</w:t>
+      </w:r>
+      <w:proofErr w:type="spellEnd"/>
+      <w:r>
+        <w:rPr>
+          <w:rFonts w:ascii="Calibri" w:eastAsia="Calibri" w:hAnsi="Calibri" w:cs="Calibri"/>
+        </w:rPr>
+        <w:t>/TypeScript, deployed on AWS Amplify, with the course-streaming layer backed by AWS S3 storage and CloudFront for global content distribution and caching.</w:t>
       </w:r>
     </w:p>
     <w:p>
@@ -413,21 +570,7 @@
         <w:rPr>
           <w:rFonts w:ascii="Calibri" w:eastAsia="Calibri" w:hAnsi="Calibri" w:cs="Calibri"/>
         </w:rPr>
-        <w:t>Built a Telegram bot (</w:t>
-      </w:r>
-      <w:proofErr w:type="spellStart"/>
-      <w:r>
-        <w:rPr>
-          <w:rFonts w:ascii="Calibri" w:eastAsia="Calibri" w:hAnsi="Calibri" w:cs="Calibri"/>
-        </w:rPr>
-        <w:t>Telegraf</w:t>
-      </w:r>
-      <w:proofErr w:type="spellEnd"/>
-      <w:r>
-        <w:rPr>
-          <w:rFonts w:ascii="Calibri" w:eastAsia="Calibri" w:hAnsi="Calibri" w:cs="Calibri"/>
-        </w:rPr>
-        <w:t>) handling subscription payments and automated license delivery to end users.</w:t>
+        <w:t>Managed platform-wide routing with AWS Route 53.</w:t>
       </w:r>
     </w:p>
     <w:p>
@@ -444,7 +587,21 @@
         <w:rPr>
           <w:rFonts w:ascii="Calibri" w:eastAsia="Calibri" w:hAnsi="Calibri" w:cs="Calibri"/>
         </w:rPr>
-        <w:t>Architected a production MQL5 Expert Advisor (The SA EA) implementing multi-timeframe supply/demand zone detection (H4 zone identification, M5 entry logic), a Wyckoff accumulation/distribution engine, and Elliott Wave higher-timeframe trend tracking.</w:t>
+        <w:t>Built a Telegram bot (</w:t>
+      </w:r>
+      <w:proofErr w:type="spellStart"/>
+      <w:r>
+        <w:rPr>
+          <w:rFonts w:ascii="Calibri" w:eastAsia="Calibri" w:hAnsi="Calibri" w:cs="Calibri"/>
+        </w:rPr>
+        <w:t>Telegraf</w:t>
+      </w:r>
+      <w:proofErr w:type="spellEnd"/>
+      <w:r>
+        <w:rPr>
+          <w:rFonts w:ascii="Calibri" w:eastAsia="Calibri" w:hAnsi="Calibri" w:cs="Calibri"/>
+        </w:rPr>
+        <w:t>) handling subscription payments and automated license delivery to end users.</w:t>
       </w:r>
     </w:p>
     <w:p>
@@ -461,7 +618,7 @@
         <w:rPr>
           <w:rFonts w:ascii="Calibri" w:eastAsia="Calibri" w:hAnsi="Calibri" w:cs="Calibri"/>
         </w:rPr>
-        <w:t>Built a multi-level market structure tracker (break-of-structure / change-of-character detection) with real-time zone invalidation and liquidity-grab logic, including state persistence and crash-safe save/restore for live trading sessions.</w:t>
+        <w:t>Architected a production MQL5 Expert Advisor (The SA EA) implementing multi-timeframe supply/demand zone detection (H4 zone identification, M5 entry logic), a Wyckoff accumulation/distribution engine, and Elliott Wave higher-timeframe trend tracking.</w:t>
       </w:r>
     </w:p>
     <w:p>
@@ -478,89 +635,7 @@
         <w:rPr>
           <w:rFonts w:ascii="Calibri" w:eastAsia="Calibri" w:hAnsi="Calibri" w:cs="Calibri"/>
         </w:rPr>
-        <w:t>Migrated the production PostgreSQL schema (UUID → integer primary keys) with a custom two-phase migration script to safely resolve circular foreign key dependencies without downtime or data loss.</w:t>
-      </w:r>
-    </w:p>
-    <w:p>
-      <w:pPr>
-        <w:tabs>
-          <w:tab w:val="right" w:pos="9216"/>
-        </w:tabs>
-        <w:spacing w:before="110" w:after="50"/>
-      </w:pPr>
-      <w:r>
-        <w:rPr>
-          <w:rFonts w:ascii="Calibri" w:eastAsia="Calibri" w:hAnsi="Calibri" w:cs="Calibri"/>
-          <w:b/>
-          <w:bCs/>
-          <w:sz w:val="21"/>
-          <w:szCs w:val="21"/>
-        </w:rPr>
-        <w:t xml:space="preserve">Front-end Engineer - </w:t>
-      </w:r>
-      <w:proofErr w:type="spellStart"/>
-      <w:r>
-        <w:rPr>
-          <w:rFonts w:ascii="Calibri" w:eastAsia="Calibri" w:hAnsi="Calibri" w:cs="Calibri"/>
-          <w:b/>
-          <w:bCs/>
-          <w:sz w:val="21"/>
-          <w:szCs w:val="21"/>
-        </w:rPr>
-        <w:t>Declic</w:t>
-      </w:r>
-      <w:proofErr w:type="spellEnd"/>
-      <w:r>
-        <w:rPr>
-          <w:rFonts w:ascii="Calibri" w:eastAsia="Calibri" w:hAnsi="Calibri" w:cs="Calibri"/>
-          <w:b/>
-          <w:bCs/>
-          <w:sz w:val="21"/>
-          <w:szCs w:val="21"/>
-        </w:rPr>
-        <w:t xml:space="preserve"> agency, </w:t>
-      </w:r>
-      <w:r>
-        <w:rPr>
-          <w:rFonts w:ascii="Calibri" w:eastAsia="Calibri" w:hAnsi="Calibri" w:cs="Calibri"/>
-          <w:b/>
-          <w:bCs/>
-          <w:sz w:val="21"/>
-          <w:szCs w:val="21"/>
-        </w:rPr>
-        <w:t xml:space="preserve">England - </w:t>
-      </w:r>
-      <w:r>
-        <w:rPr>
-          <w:rFonts w:ascii="Calibri" w:eastAsia="Calibri" w:hAnsi="Calibri" w:cs="Calibri"/>
-          <w:b/>
-          <w:bCs/>
-          <w:sz w:val="21"/>
-          <w:szCs w:val="21"/>
-        </w:rPr>
-        <w:t xml:space="preserve">Kinshasa </w:t>
-      </w:r>
-      <w:r>
-        <w:rPr>
-          <w:rFonts w:ascii="Calibri" w:eastAsia="Calibri" w:hAnsi="Calibri" w:cs="Calibri"/>
-          <w:i/>
-          <w:iCs/>
-          <w:color w:val="555555"/>
-          <w:sz w:val="19"/>
-          <w:szCs w:val="19"/>
-        </w:rPr>
-        <w:tab/>
-      </w:r>
-      <w:r>
-        <w:rPr>
-          <w:rFonts w:ascii="Calibri" w:eastAsia="Calibri" w:hAnsi="Calibri" w:cs="Calibri"/>
-          <w:i/>
-          <w:iCs/>
-          <w:color w:val="555555"/>
-          <w:sz w:val="19"/>
-          <w:szCs w:val="19"/>
-        </w:rPr>
-        <w:t>Aug 2026 - Sept 2026</w:t>
+        <w:t>Built a multi-level market structure tracker (break-of-structure / change-of-character detection) with real-time zone invalidation and liquidity-grab logic, including state persistence and crash-safe save/restore for live trading sessions.</w:t>
       </w:r>
     </w:p>
     <w:p>
@@ -577,7 +652,19 @@
         <w:rPr>
           <w:rFonts w:ascii="Calibri" w:eastAsia="Calibri" w:hAnsi="Calibri" w:cs="Calibri"/>
         </w:rPr>
-        <w:t>Developed the front-end interface for a government project where UI/UX intuitiveness was a central requirement, leveraging my UI/UX expertise to ensure clear, accessible navigation for a broad user base.</w:t>
+        <w:t xml:space="preserve">Migrated the production PostgreSQL schema (UUID </w:t>
+      </w:r>
+      <w:r>
+        <w:rPr>
+          <w:rFonts w:ascii="Calibri" w:eastAsia="Calibri" w:hAnsi="Calibri" w:cs="Calibri"/>
+        </w:rPr>
+        <w:t>&gt;</w:t>
+      </w:r>
+      <w:r>
+        <w:rPr>
+          <w:rFonts w:ascii="Calibri" w:eastAsia="Calibri" w:hAnsi="Calibri" w:cs="Calibri"/>
+        </w:rPr>
+        <w:t xml:space="preserve"> integer primary keys) with a custom two-phase migration script to safely resolve circular foreign key dependencies without downtime or data loss.</w:t>
       </w:r>
     </w:p>
     <w:p>
@@ -587,6 +674,16 @@
         </w:tabs>
         <w:spacing w:before="110" w:after="50"/>
       </w:pPr>
+      <w:r>
+        <w:rPr>
+          <w:rFonts w:ascii="Calibri" w:eastAsia="Calibri" w:hAnsi="Calibri" w:cs="Calibri"/>
+          <w:b/>
+          <w:bCs/>
+          <w:sz w:val="21"/>
+          <w:szCs w:val="21"/>
+        </w:rPr>
+        <w:t xml:space="preserve">Front-end Engineer - </w:t>
+      </w:r>
       <w:proofErr w:type="spellStart"/>
       <w:r>
         <w:rPr>
@@ -596,7 +693,7 @@
           <w:sz w:val="21"/>
           <w:szCs w:val="21"/>
         </w:rPr>
-        <w:t>Fullstack</w:t>
+        <w:t>Declic</w:t>
       </w:r>
       <w:proofErr w:type="spellEnd"/>
       <w:r>
@@ -607,29 +704,27 @@
           <w:sz w:val="21"/>
           <w:szCs w:val="21"/>
         </w:rPr>
-        <w:t xml:space="preserve"> Software Engineer - </w:t>
-      </w:r>
-      <w:proofErr w:type="spellStart"/>
-      <w:r>
-        <w:rPr>
-          <w:rFonts w:ascii="Calibri" w:eastAsia="Calibri" w:hAnsi="Calibri" w:cs="Calibri"/>
-          <w:b/>
-          <w:bCs/>
-          <w:sz w:val="21"/>
-          <w:szCs w:val="21"/>
-        </w:rPr>
-        <w:t>Wote</w:t>
-      </w:r>
-      <w:proofErr w:type="spellEnd"/>
-      <w:r>
-        <w:rPr>
-          <w:rFonts w:ascii="Calibri" w:eastAsia="Calibri" w:hAnsi="Calibri" w:cs="Calibri"/>
-          <w:b/>
-          <w:bCs/>
-          <w:sz w:val="21"/>
-          <w:szCs w:val="21"/>
-        </w:rPr>
-        <w:t>, Kinshasa</w:t>
+        <w:t xml:space="preserve"> agency, </w:t>
+      </w:r>
+      <w:r>
+        <w:rPr>
+          <w:rFonts w:ascii="Calibri" w:eastAsia="Calibri" w:hAnsi="Calibri" w:cs="Calibri"/>
+          <w:b/>
+          <w:bCs/>
+          <w:sz w:val="21"/>
+          <w:szCs w:val="21"/>
+        </w:rPr>
+        <w:t xml:space="preserve">England - </w:t>
+      </w:r>
+      <w:r>
+        <w:rPr>
+          <w:rFonts w:ascii="Calibri" w:eastAsia="Calibri" w:hAnsi="Calibri" w:cs="Calibri"/>
+          <w:b/>
+          <w:bCs/>
+          <w:sz w:val="21"/>
+          <w:szCs w:val="21"/>
+        </w:rPr>
+        <w:t xml:space="preserve">Kinshasa </w:t>
       </w:r>
       <w:r>
         <w:rPr>
@@ -641,7 +736,17 @@
           <w:szCs w:val="19"/>
         </w:rPr>
         <w:tab/>
-        <w:t>June 2025 – Jan 2026</w:t>
+      </w:r>
+      <w:r>
+        <w:rPr>
+          <w:rFonts w:ascii="Calibri" w:eastAsia="Calibri" w:hAnsi="Calibri" w:cs="Calibri"/>
+          <w:i/>
+          <w:iCs/>
+          <w:color w:val="555555"/>
+          <w:sz w:val="19"/>
+          <w:szCs w:val="19"/>
+        </w:rPr>
+        <w:t>Aug 2026 - Sept 2026</w:t>
       </w:r>
     </w:p>
     <w:p>
@@ -658,21 +763,7 @@
         <w:rPr>
           <w:rFonts w:ascii="Calibri" w:eastAsia="Calibri" w:hAnsi="Calibri" w:cs="Calibri"/>
         </w:rPr>
-        <w:t xml:space="preserve">Serving as Lead Tech at </w:t>
-      </w:r>
-      <w:proofErr w:type="spellStart"/>
-      <w:r>
-        <w:rPr>
-          <w:rFonts w:ascii="Calibri" w:eastAsia="Calibri" w:hAnsi="Calibri" w:cs="Calibri"/>
-        </w:rPr>
-        <w:t>Wote</w:t>
-      </w:r>
-      <w:proofErr w:type="spellEnd"/>
-      <w:r>
-        <w:rPr>
-          <w:rFonts w:ascii="Calibri" w:eastAsia="Calibri" w:hAnsi="Calibri" w:cs="Calibri"/>
-        </w:rPr>
-        <w:t>, a creative and artistic company based in Kinshasa, DRC.</w:t>
+        <w:t>Developed the front-end interface for a government project where UI/UX intuitiveness was a central requirement, leveraging my UI/UX expertise to ensure clear, accessible navigation for a broad user base.</w:t>
       </w:r>
     </w:p>
     <w:p>
@@ -702,7 +793,29 @@
           <w:sz w:val="21"/>
           <w:szCs w:val="21"/>
         </w:rPr>
-        <w:t xml:space="preserve"> Software Engineer - MTG Industrie, Goma</w:t>
+        <w:t xml:space="preserve"> Software Engineer - </w:t>
+      </w:r>
+      <w:proofErr w:type="spellStart"/>
+      <w:r>
+        <w:rPr>
+          <w:rFonts w:ascii="Calibri" w:eastAsia="Calibri" w:hAnsi="Calibri" w:cs="Calibri"/>
+          <w:b/>
+          <w:bCs/>
+          <w:sz w:val="21"/>
+          <w:szCs w:val="21"/>
+        </w:rPr>
+        <w:t>Wote</w:t>
+      </w:r>
+      <w:proofErr w:type="spellEnd"/>
+      <w:r>
+        <w:rPr>
+          <w:rFonts w:ascii="Calibri" w:eastAsia="Calibri" w:hAnsi="Calibri" w:cs="Calibri"/>
+          <w:b/>
+          <w:bCs/>
+          <w:sz w:val="21"/>
+          <w:szCs w:val="21"/>
+        </w:rPr>
+        <w:t>, Kinshasa</w:t>
       </w:r>
       <w:r>
         <w:rPr>
@@ -714,7 +827,29 @@
           <w:szCs w:val="19"/>
         </w:rPr>
         <w:tab/>
-        <w:t>July 2025 – Sept 2025</w:t>
+        <w:t xml:space="preserve">June 2025 </w:t>
+      </w:r>
+      <w:r>
+        <w:rPr>
+          <w:rFonts w:ascii="Calibri" w:eastAsia="Calibri" w:hAnsi="Calibri" w:cs="Calibri"/>
+          <w:i/>
+          <w:iCs/>
+          <w:color w:val="555555"/>
+          <w:sz w:val="19"/>
+          <w:szCs w:val="19"/>
+        </w:rPr>
+        <w:t>-</w:t>
+      </w:r>
+      <w:r>
+        <w:rPr>
+          <w:rFonts w:ascii="Calibri" w:eastAsia="Calibri" w:hAnsi="Calibri" w:cs="Calibri"/>
+          <w:i/>
+          <w:iCs/>
+          <w:color w:val="555555"/>
+          <w:sz w:val="19"/>
+          <w:szCs w:val="19"/>
+        </w:rPr>
+        <w:t xml:space="preserve"> Jan 2026</w:t>
       </w:r>
     </w:p>
     <w:p>
@@ -731,7 +866,85 @@
         <w:rPr>
           <w:rFonts w:ascii="Calibri" w:eastAsia="Calibri" w:hAnsi="Calibri" w:cs="Calibri"/>
         </w:rPr>
-        <w:t>Developed a mobile application (React Native/Expo) for admin, operator, and customer roles to automate service-station operations, including QR-code scanning and a client bonus system, with a full admin dashboard — shipped for both Android and iOS.</w:t>
+        <w:t xml:space="preserve">Serving as Lead Tech at </w:t>
+      </w:r>
+      <w:proofErr w:type="spellStart"/>
+      <w:r>
+        <w:rPr>
+          <w:rFonts w:ascii="Calibri" w:eastAsia="Calibri" w:hAnsi="Calibri" w:cs="Calibri"/>
+        </w:rPr>
+        <w:t>Wote</w:t>
+      </w:r>
+      <w:proofErr w:type="spellEnd"/>
+      <w:r>
+        <w:rPr>
+          <w:rFonts w:ascii="Calibri" w:eastAsia="Calibri" w:hAnsi="Calibri" w:cs="Calibri"/>
+        </w:rPr>
+        <w:t>, a creative and artistic company based in Kinshasa, DRC.</w:t>
+      </w:r>
+    </w:p>
+    <w:p>
+      <w:pPr>
+        <w:tabs>
+          <w:tab w:val="right" w:pos="9216"/>
+        </w:tabs>
+        <w:spacing w:before="110" w:after="50"/>
+      </w:pPr>
+      <w:proofErr w:type="spellStart"/>
+      <w:r>
+        <w:rPr>
+          <w:rFonts w:ascii="Calibri" w:eastAsia="Calibri" w:hAnsi="Calibri" w:cs="Calibri"/>
+          <w:b/>
+          <w:bCs/>
+          <w:sz w:val="21"/>
+          <w:szCs w:val="21"/>
+        </w:rPr>
+        <w:t>Fullstack</w:t>
+      </w:r>
+      <w:proofErr w:type="spellEnd"/>
+      <w:r>
+        <w:rPr>
+          <w:rFonts w:ascii="Calibri" w:eastAsia="Calibri" w:hAnsi="Calibri" w:cs="Calibri"/>
+          <w:b/>
+          <w:bCs/>
+          <w:sz w:val="21"/>
+          <w:szCs w:val="21"/>
+        </w:rPr>
+        <w:t xml:space="preserve"> Software Engineer - MTG Industrie, Goma</w:t>
+      </w:r>
+      <w:r>
+        <w:rPr>
+          <w:rFonts w:ascii="Calibri" w:eastAsia="Calibri" w:hAnsi="Calibri" w:cs="Calibri"/>
+          <w:i/>
+          <w:iCs/>
+          <w:color w:val="555555"/>
+          <w:sz w:val="19"/>
+          <w:szCs w:val="19"/>
+        </w:rPr>
+        <w:tab/>
+        <w:t xml:space="preserve">July 2025 </w:t>
+      </w:r>
+      <w:r>
+        <w:rPr>
+          <w:rFonts w:ascii="Calibri" w:eastAsia="Calibri" w:hAnsi="Calibri" w:cs="Calibri"/>
+          <w:i/>
+          <w:iCs/>
+          <w:color w:val="555555"/>
+          <w:sz w:val="19"/>
+          <w:szCs w:val="19"/>
+        </w:rPr>
+        <w:t>-</w:t>
+      </w:r>
+      <w:r>
+        <w:rPr>
+          <w:rFonts w:ascii="Calibri" w:eastAsia="Calibri" w:hAnsi="Calibri" w:cs="Calibri"/>
+          <w:i/>
+          <w:iCs/>
+          <w:color w:val="555555"/>
+          <w:sz w:val="19"/>
+          <w:szCs w:val="19"/>
+        </w:rPr>
+        <w:t xml:space="preserve"> Sept 2025</w:t>
       </w:r>
     </w:p>
     <w:p>
@@ -748,59 +961,21 @@
         <w:rPr>
           <w:rFonts w:ascii="Calibri" w:eastAsia="Calibri" w:hAnsi="Calibri" w:cs="Calibri"/>
         </w:rPr>
-        <w:t>Scoped RFID card scanning as a planned feature extension for the platform.</w:t>
-      </w:r>
-    </w:p>
-    <w:p>
-      <w:pPr>
-        <w:tabs>
-          <w:tab w:val="right" w:pos="9216"/>
-        </w:tabs>
-        <w:spacing w:before="110" w:after="50"/>
-      </w:pPr>
-      <w:r>
-        <w:rPr>
-          <w:rFonts w:ascii="Calibri" w:eastAsia="Calibri" w:hAnsi="Calibri" w:cs="Calibri"/>
-          <w:b/>
-          <w:bCs/>
-          <w:sz w:val="21"/>
-          <w:szCs w:val="21"/>
-        </w:rPr>
-        <w:t xml:space="preserve">Financial Literacy Trainer - </w:t>
-      </w:r>
-      <w:proofErr w:type="spellStart"/>
-      <w:r>
-        <w:rPr>
-          <w:rFonts w:ascii="Calibri" w:eastAsia="Calibri" w:hAnsi="Calibri" w:cs="Calibri"/>
-          <w:b/>
-          <w:bCs/>
-          <w:sz w:val="21"/>
-          <w:szCs w:val="21"/>
-        </w:rPr>
-        <w:t>TrezorAcademy</w:t>
-      </w:r>
-      <w:proofErr w:type="spellEnd"/>
-      <w:r>
-        <w:rPr>
-          <w:rFonts w:ascii="Calibri" w:eastAsia="Calibri" w:hAnsi="Calibri" w:cs="Calibri"/>
-          <w:b/>
-          <w:bCs/>
-          <w:sz w:val="21"/>
-          <w:szCs w:val="21"/>
-        </w:rPr>
-        <w:t>, Burundi</w:t>
-      </w:r>
-      <w:r>
-        <w:rPr>
-          <w:rFonts w:ascii="Calibri" w:eastAsia="Calibri" w:hAnsi="Calibri" w:cs="Calibri"/>
-          <w:i/>
-          <w:iCs/>
-          <w:color w:val="555555"/>
-          <w:sz w:val="19"/>
-          <w:szCs w:val="19"/>
-        </w:rPr>
-        <w:tab/>
-        <w:t>4 workshops · 6 months</w:t>
+        <w:t xml:space="preserve">Developed a mobile application (React Native/Expo) for admin, operator, and customer roles to automate service-station operations, including QR-code scanning and a client bonus system, with a full admin </w:t>
+      </w:r>
+      <w:proofErr w:type="gramStart"/>
+      <w:r>
+        <w:rPr>
+          <w:rFonts w:ascii="Calibri" w:eastAsia="Calibri" w:hAnsi="Calibri" w:cs="Calibri"/>
+        </w:rPr>
+        <w:t>dashboard  shipped</w:t>
+      </w:r>
+      <w:proofErr w:type="gramEnd"/>
+      <w:r>
+        <w:rPr>
+          <w:rFonts w:ascii="Calibri" w:eastAsia="Calibri" w:hAnsi="Calibri" w:cs="Calibri"/>
+        </w:rPr>
+        <w:t xml:space="preserve"> for both Android and iOS.</w:t>
       </w:r>
     </w:p>
     <w:p>
@@ -817,7 +992,59 @@
         <w:rPr>
           <w:rFonts w:ascii="Calibri" w:eastAsia="Calibri" w:hAnsi="Calibri" w:cs="Calibri"/>
         </w:rPr>
-        <w:t>Designed and delivered 4 one-week, in-person workshops in Gitega on financial independence through Bitcoin, reaching approximately 25 participants per session.</w:t>
+        <w:t>Scoped RFID card scanning as a planned feature extension for the platform.</w:t>
+      </w:r>
+    </w:p>
+    <w:p>
+      <w:pPr>
+        <w:tabs>
+          <w:tab w:val="right" w:pos="9216"/>
+        </w:tabs>
+        <w:spacing w:before="110" w:after="50"/>
+      </w:pPr>
+      <w:r>
+        <w:rPr>
+          <w:rFonts w:ascii="Calibri" w:eastAsia="Calibri" w:hAnsi="Calibri" w:cs="Calibri"/>
+          <w:b/>
+          <w:bCs/>
+          <w:sz w:val="21"/>
+          <w:szCs w:val="21"/>
+        </w:rPr>
+        <w:t xml:space="preserve">Financial Literacy Trainer - </w:t>
+      </w:r>
+      <w:proofErr w:type="spellStart"/>
+      <w:r>
+        <w:rPr>
+          <w:rFonts w:ascii="Calibri" w:eastAsia="Calibri" w:hAnsi="Calibri" w:cs="Calibri"/>
+          <w:b/>
+          <w:bCs/>
+          <w:sz w:val="21"/>
+          <w:szCs w:val="21"/>
+        </w:rPr>
+        <w:t>TrezorAcademy</w:t>
+      </w:r>
+      <w:proofErr w:type="spellEnd"/>
+      <w:r>
+        <w:rPr>
+          <w:rFonts w:ascii="Calibri" w:eastAsia="Calibri" w:hAnsi="Calibri" w:cs="Calibri"/>
+          <w:b/>
+          <w:bCs/>
+          <w:sz w:val="21"/>
+          <w:szCs w:val="21"/>
+        </w:rPr>
+        <w:t>, Burundi</w:t>
+      </w:r>
+      <w:r>
+        <w:rPr>
+          <w:rFonts w:ascii="Calibri" w:eastAsia="Calibri" w:hAnsi="Calibri" w:cs="Calibri"/>
+          <w:i/>
+          <w:iCs/>
+          <w:color w:val="555555"/>
+          <w:sz w:val="19"/>
+          <w:szCs w:val="19"/>
+        </w:rPr>
+        <w:tab/>
+        <w:t>4 workshops · 6 months</w:t>
       </w:r>
     </w:p>
     <w:p>
@@ -834,6 +1061,23 @@
         <w:rPr>
           <w:rFonts w:ascii="Calibri" w:eastAsia="Calibri" w:hAnsi="Calibri" w:cs="Calibri"/>
         </w:rPr>
+        <w:t>Designed and delivered 4 one-week, in-person workshops in Gitega on financial independence through Bitcoin, reaching approximately 25 participants per session.</w:t>
+      </w:r>
+    </w:p>
+    <w:p>
+      <w:pPr>
+        <w:pStyle w:val="ListParagraph"/>
+        <w:numPr>
+          <w:ilvl w:val="0"/>
+          <w:numId w:val="2"/>
+        </w:numPr>
+        <w:spacing w:after="60" w:line="252" w:lineRule="auto"/>
+        <w:jc w:val="both"/>
+      </w:pPr>
+      <w:r>
+        <w:rPr>
+          <w:rFonts w:ascii="Calibri" w:eastAsia="Calibri" w:hAnsi="Calibri" w:cs="Calibri"/>
+        </w:rPr>
         <w:t xml:space="preserve">Training delivered under subcontract with </w:t>
       </w:r>
       <w:proofErr w:type="spellStart"/>
@@ -867,6 +1111,7 @@
           <w:sz w:val="22"/>
           <w:szCs w:val="22"/>
         </w:rPr>
+        <w:lastRenderedPageBreak/>
         <w:t>PROJECTS</w:t>
       </w:r>
     </w:p>
@@ -882,7 +1127,27 @@
           <w:sz w:val="21"/>
           <w:szCs w:val="21"/>
         </w:rPr>
-        <w:t xml:space="preserve">ONA — </w:t>
+        <w:t xml:space="preserve">ONA </w:t>
+      </w:r>
+      <w:r>
+        <w:rPr>
+          <w:rFonts w:ascii="Calibri" w:eastAsia="Calibri" w:hAnsi="Calibri" w:cs="Calibri"/>
+          <w:b/>
+          <w:bCs/>
+          <w:sz w:val="21"/>
+          <w:szCs w:val="21"/>
+        </w:rPr>
+        <w:t>-</w:t>
+      </w:r>
+      <w:r>
+        <w:rPr>
+          <w:rFonts w:ascii="Calibri" w:eastAsia="Calibri" w:hAnsi="Calibri" w:cs="Calibri"/>
+          <w:b/>
+          <w:bCs/>
+          <w:sz w:val="21"/>
+          <w:szCs w:val="21"/>
+        </w:rPr>
+        <w:t xml:space="preserve"> </w:t>
       </w:r>
       <w:r>
         <w:rPr>
@@ -950,7 +1215,6 @@
         <w:rPr>
           <w:rFonts w:ascii="Calibri" w:eastAsia="Calibri" w:hAnsi="Calibri" w:cs="Calibri"/>
         </w:rPr>
-        <w:lastRenderedPageBreak/>
         <w:t>AI-powered mobile vision screening application for community health workers, helping detect early signs of vision impairment and preventable blindness in children and adults.</w:t>
       </w:r>
     </w:p>
@@ -1044,7 +1308,27 @@
           <w:sz w:val="21"/>
           <w:szCs w:val="21"/>
         </w:rPr>
-        <w:t xml:space="preserve"> — React Native / Expo mobile app</w:t>
+        <w:t xml:space="preserve"> </w:t>
+      </w:r>
+      <w:r>
+        <w:rPr>
+          <w:rFonts w:ascii="Calibri" w:eastAsia="Calibri" w:hAnsi="Calibri" w:cs="Calibri"/>
+          <w:b/>
+          <w:bCs/>
+          <w:sz w:val="21"/>
+          <w:szCs w:val="21"/>
+        </w:rPr>
+        <w:t>-</w:t>
+      </w:r>
+      <w:r>
+        <w:rPr>
+          <w:rFonts w:ascii="Calibri" w:eastAsia="Calibri" w:hAnsi="Calibri" w:cs="Calibri"/>
+          <w:b/>
+          <w:bCs/>
+          <w:sz w:val="21"/>
+          <w:szCs w:val="21"/>
+        </w:rPr>
+        <w:t xml:space="preserve"> React Native / Expo mobile app</w:t>
       </w:r>
     </w:p>
     <w:p>
@@ -1728,6 +2012,7 @@
   <w:style w:type="paragraph" w:default="1" w:styleId="Normal">
     <w:name w:val="Normal"/>
     <w:qFormat/>
+    <w:rsid w:val="002C6570"/>
   </w:style>
   <w:style w:type="paragraph" w:styleId="Heading1">
     <w:name w:val="heading 1"/>
